--- a/www/user_guide.docx
+++ b/www/user_guide.docx
@@ -5021,13 +5021,13 @@
 </file>
 
 <file path=customXml/itemProps1.xml><?xml version="1.0" encoding="utf-8"?>
-<ds:datastoreItem xmlns:ds="http://schemas.openxmlformats.org/officeDocument/2006/customXml" ds:itemID="{C035C401-7197-4C08-B253-85BEF793A19D}"/>
+<ds:datastoreItem xmlns:ds="http://schemas.openxmlformats.org/officeDocument/2006/customXml" ds:itemID="{9A8A8535-5D6E-48BC-81EA-B5EB99DD1844}"/>
 </file>
 
 <file path=customXml/itemProps2.xml><?xml version="1.0" encoding="utf-8"?>
-<ds:datastoreItem xmlns:ds="http://schemas.openxmlformats.org/officeDocument/2006/customXml" ds:itemID="{C7CB049F-CED1-4812-B776-C32928F01FA2}"/>
+<ds:datastoreItem xmlns:ds="http://schemas.openxmlformats.org/officeDocument/2006/customXml" ds:itemID="{07C1F9DE-72F5-42CE-9BD0-87DFCD090A50}"/>
 </file>
 
 <file path=customXml/itemProps3.xml><?xml version="1.0" encoding="utf-8"?>
-<ds:datastoreItem xmlns:ds="http://schemas.openxmlformats.org/officeDocument/2006/customXml" ds:itemID="{D346BFBD-9BAC-41FC-AF96-B27BE87D1F66}"/>
+<ds:datastoreItem xmlns:ds="http://schemas.openxmlformats.org/officeDocument/2006/customXml" ds:itemID="{447A3109-BA8F-4CCA-BCA6-496397FBCBC8}"/>
 </file>
--- a/www/user_guide.docx
+++ b/www/user_guide.docx
@@ -1377,7 +1377,7 @@
         <w:t xml:space="preserve"> </w:t>
       </w:r>
       <w:r>
-        <w:t xml:space="preserve">The deviation check (Pass / Warn / Fail thresholds based on ±50% and ±200% from the IPCC default) is applied</w:t>
+        <w:t xml:space="preserve">The deviation check (Pass below ±50% from the IPCC default, Warn above; a deviation above 200% is still a warning, never a fail) is applied</w:t>
       </w:r>
       <w:r>
         <w:t xml:space="preserve"> </w:t>
@@ -1500,7 +1500,7 @@
         <w:t xml:space="preserve"> </w:t>
       </w:r>
       <w:r>
-        <w:t xml:space="preserve">mean deviates 50–200% from the continental IPCC default, or a non-fatal structural condition fired (asymmetric-bounds reminder for EF</w:t>
+        <w:t xml:space="preserve">mean deviates more than 50% from the continental IPCC default, or a non-fatal structural condition fired (asymmetric-bounds reminder for EF</w:t>
       </w:r>
       <w:r>
         <w:t xml:space="preserve"> </w:t>
@@ -1514,16 +1514,7 @@
         <w:pStyle w:val="BodyText"/>
       </w:pPr>
       <w:r>
-        <w:t xml:space="preserve">: Either the</w:t>
-      </w:r>
-      <w:r>
-        <w:t xml:space="preserve"> </w:t>
-      </w:r>
-      <w:r>
-        <w:t xml:space="preserve"> </w:t>
-      </w:r>
-      <w:r>
-        <w:t xml:space="preserve">mean deviates more than 200% from the continental IPCC default (likely a data-entry error such as a live weight of 50,000 kg), or another structural validation failed:</w:t>
+        <w:t xml:space="preserve">: A structural validation failed:</w:t>
       </w:r>
       <w:r>
         <w:t xml:space="preserve"> </w:t>
@@ -1578,51 +1569,7 @@
         </m:r>
       </m:oMath>
       <w:r>
-        <w:t xml:space="preserve">;</w:t>
-      </w:r>
-      <w:r>
-        <w:t xml:space="preserve"> </w:t>
-      </w:r>
-      <m:oMath>
-        <m:r>
-          <m:t>l</m:t>
-        </m:r>
-        <m:r>
-          <m:t>o</m:t>
-        </m:r>
-        <m:r>
-          <m:t>w</m:t>
-        </m:r>
-        <m:r>
-          <m:t>e</m:t>
-        </m:r>
-        <m:r>
-          <m:t>r</m:t>
-        </m:r>
-        <m:r>
-          <m:rPr>
-            <m:sty m:val="p"/>
-          </m:rPr>
-          <m:t>&gt;</m:t>
-        </m:r>
-        <m:r>
-          <m:t>u</m:t>
-        </m:r>
-        <m:r>
-          <m:t>p</m:t>
-        </m:r>
-        <m:r>
-          <m:t>p</m:t>
-        </m:r>
-        <m:r>
-          <m:t>e</m:t>
-        </m:r>
-        <m:r>
-          <m:t>r</m:t>
-        </m:r>
-      </m:oMath>
-      <w:r>
-        <w:t xml:space="preserve">; an MMS fraction-sum more than 1% off 100%; or a Beta configured with mean outside</w:t>
+        <w:t xml:space="preserve">; bounds that do not bracket the mean; an MMS fraction-sum more than 1% off 100%; or a Beta configured with mean outside</w:t>
       </w:r>
       <w:r>
         <w:t xml:space="preserve"> </w:t>
@@ -1654,7 +1601,39 @@
         </m:r>
       </m:oMath>
       <w:r>
-        <w:t xml:space="preserve">. Correct the value before proceeding.</w:t>
+        <w:t xml:space="preserve">. The Run button stays blocked while any fail remains. Correct the value in your Excel file and re-upload, or, if you have checked the value and accept it, tick</w:t>
+      </w:r>
+      <w:r>
+        <w:t xml:space="preserve"> </w:t>
+      </w:r>
+      <w:r>
+        <w:t xml:space="preserve"> </w:t>
+      </w:r>
+      <w:r>
+        <w:t xml:space="preserve">next to the row.</w:t>
+      </w:r>
+    </w:p>
+    <w:p>
+      <w:pPr>
+        <w:pStyle w:val="BodyText"/>
+      </w:pPr>
+      <w:r>
+        <w:t xml:space="preserve"> </w:t>
+      </w:r>
+      <w:r>
+        <w:t xml:space="preserve">Each failing row has an Ignore checkbox. The first tick opens a warning: running with ignored checks may produce unreliable results. Two failures cannot simply be waved through because the sampler would return NaN, so ignoring them applies the smallest repair instead and marks the row</w:t>
+      </w:r>
+      <w:r>
+        <w:t xml:space="preserve"> </w:t>
+      </w:r>
+      <w:r>
+        <w:t xml:space="preserve">: bounds that do not bracket the mean are widened around it, and a Beta or log-normal distribution on a value outside its valid range is replaced by a normal distribution. An ambiguous sub-category key cannot be ignored. Every ignored or repaired check is shown in a red banner above the results and listed in the Excel report (sheet</w:t>
+      </w:r>
+      <w:r>
+        <w:t xml:space="preserve"> </w:t>
+      </w:r>
+      <w:r>
+        <w:t xml:space="preserve">), at the end of the CSV, and in section 2b of the Word summary, so a reviewer always sees them next to the numbers.</w:t>
       </w:r>
     </w:p>
     <w:p>
@@ -4797,237 +4776,4 @@
     </a:ext>
   </a:extLst>
 </a:theme>
-</file>
-
-<file path=customXml/item1.xml><?xml version="1.0" encoding="utf-8"?>
-<ct:contentTypeSchema xmlns:ct="http://schemas.microsoft.com/office/2006/metadata/contentType" xmlns:ma="http://schemas.microsoft.com/office/2006/metadata/properties/metaAttributes" ct:_="" ma:_="" ma:contentTypeName="Document" ma:contentTypeID="0x0101006AAA32E7549EE6449AC68337FF671C5A" ma:contentTypeVersion="12" ma:contentTypeDescription="Create a new document." ma:contentTypeScope="" ma:versionID="5b725368af9e92254b31af2044252fac">
-  <xsd:schema xmlns:xsd="http://www.w3.org/2001/XMLSchema" xmlns:xs="http://www.w3.org/2001/XMLSchema" xmlns:p="http://schemas.microsoft.com/office/2006/metadata/properties" xmlns:ns2="03e19825-731a-404b-84c3-310fff85d1a8" xmlns:ns3="a675dd88-c1ff-478a-b60f-ff004313760b" targetNamespace="http://schemas.microsoft.com/office/2006/metadata/properties" ma:root="true" ma:fieldsID="de1faf0135fd982ba30b50c3b754e7cb" ns2:_="" ns3:_="">
-    <xsd:import namespace="03e19825-731a-404b-84c3-310fff85d1a8"/>
-    <xsd:import namespace="a675dd88-c1ff-478a-b60f-ff004313760b"/>
-    <xsd:element name="properties">
-      <xsd:complexType>
-        <xsd:sequence>
-          <xsd:element name="documentManagement">
-            <xsd:complexType>
-              <xsd:all>
-                <xsd:element ref="ns2:MediaServiceMetadata" minOccurs="0"/>
-                <xsd:element ref="ns2:MediaServiceFastMetadata" minOccurs="0"/>
-                <xsd:element ref="ns2:MediaServiceSearchProperties" minOccurs="0"/>
-                <xsd:element ref="ns2:MediaServiceDateTaken" minOccurs="0"/>
-                <xsd:element ref="ns2:lcf76f155ced4ddcb4097134ff3c332f" minOccurs="0"/>
-                <xsd:element ref="ns3:TaxCatchAll" minOccurs="0"/>
-                <xsd:element ref="ns2:MediaServiceGenerationTime" minOccurs="0"/>
-                <xsd:element ref="ns2:MediaServiceEventHashCode" minOccurs="0"/>
-                <xsd:element ref="ns2:MediaServiceOCR" minOccurs="0"/>
-                <xsd:element ref="ns2:MediaLengthInSeconds" minOccurs="0"/>
-                <xsd:element ref="ns2:MediaServiceLocation" minOccurs="0"/>
-              </xsd:all>
-            </xsd:complexType>
-          </xsd:element>
-        </xsd:sequence>
-      </xsd:complexType>
-    </xsd:element>
-  </xsd:schema>
-  <xsd:schema xmlns:xsd="http://www.w3.org/2001/XMLSchema" xmlns:xs="http://www.w3.org/2001/XMLSchema" xmlns:dms="http://schemas.microsoft.com/office/2006/documentManagement/types" xmlns:pc="http://schemas.microsoft.com/office/infopath/2007/PartnerControls" targetNamespace="03e19825-731a-404b-84c3-310fff85d1a8" elementFormDefault="qualified">
-    <xsd:import namespace="http://schemas.microsoft.com/office/2006/documentManagement/types"/>
-    <xsd:import namespace="http://schemas.microsoft.com/office/infopath/2007/PartnerControls"/>
-    <xsd:element name="MediaServiceMetadata" ma:index="8" nillable="true" ma:displayName="MediaServiceMetadata" ma:hidden="true" ma:internalName="MediaServiceMetadata" ma:readOnly="true">
-      <xsd:simpleType>
-        <xsd:restriction base="dms:Note"/>
-      </xsd:simpleType>
-    </xsd:element>
-    <xsd:element name="MediaServiceFastMetadata" ma:index="9" nillable="true" ma:displayName="MediaServiceFastMetadata" ma:hidden="true" ma:internalName="MediaServiceFastMetadata" ma:readOnly="true">
-      <xsd:simpleType>
-        <xsd:restriction base="dms:Note"/>
-      </xsd:simpleType>
-    </xsd:element>
-    <xsd:element name="MediaServiceSearchProperties" ma:index="10" nillable="true" ma:displayName="MediaServiceSearchProperties" ma:hidden="true" ma:internalName="MediaServiceSearchProperties" ma:readOnly="true">
-      <xsd:simpleType>
-        <xsd:restriction base="dms:Note"/>
-      </xsd:simpleType>
-    </xsd:element>
-    <xsd:element name="MediaServiceDateTaken" ma:index="11" nillable="true" ma:displayName="MediaServiceDateTaken" ma:hidden="true" ma:indexed="true" ma:internalName="MediaServiceDateTaken" ma:readOnly="true">
-      <xsd:simpleType>
-        <xsd:restriction base="dms:Text"/>
-      </xsd:simpleType>
-    </xsd:element>
-    <xsd:element name="lcf76f155ced4ddcb4097134ff3c332f" ma:index="13" nillable="true" ma:taxonomy="true" ma:internalName="lcf76f155ced4ddcb4097134ff3c332f" ma:taxonomyFieldName="MediaServiceImageTags" ma:displayName="Image Tags" ma:readOnly="false" ma:fieldId="{5cf76f15-5ced-4ddc-b409-7134ff3c332f}" ma:taxonomyMulti="true" ma:sspId="41616629-9183-4d38-9e3a-f9db27d53a26" ma:termSetId="09814cd3-568e-fe90-9814-8d621ff8fb84" ma:anchorId="fba54fb3-c3e1-fe81-a776-ca4b69148c4d" ma:open="true" ma:isKeyword="false">
-      <xsd:complexType>
-        <xsd:sequence>
-          <xsd:element ref="pc:Terms" minOccurs="0" maxOccurs="1"/>
-        </xsd:sequence>
-      </xsd:complexType>
-    </xsd:element>
-    <xsd:element name="MediaServiceGenerationTime" ma:index="15" nillable="true" ma:displayName="MediaServiceGenerationTime" ma:hidden="true" ma:internalName="MediaServiceGenerationTime" ma:readOnly="true">
-      <xsd:simpleType>
-        <xsd:restriction base="dms:Text"/>
-      </xsd:simpleType>
-    </xsd:element>
-    <xsd:element name="MediaServiceEventHashCode" ma:index="16" nillable="true" ma:displayName="MediaServiceEventHashCode" ma:hidden="true" ma:internalName="MediaServiceEventHashCode" ma:readOnly="true">
-      <xsd:simpleType>
-        <xsd:restriction base="dms:Text"/>
-      </xsd:simpleType>
-    </xsd:element>
-    <xsd:element name="MediaServiceOCR" ma:index="17" nillable="true" ma:displayName="Extracted Text" ma:internalName="MediaServiceOCR" ma:readOnly="true">
-      <xsd:simpleType>
-        <xsd:restriction base="dms:Note">
-          <xsd:maxLength value="255"/>
-        </xsd:restriction>
-      </xsd:simpleType>
-    </xsd:element>
-    <xsd:element name="MediaLengthInSeconds" ma:index="18" nillable="true" ma:displayName="MediaLengthInSeconds" ma:hidden="true" ma:internalName="MediaLengthInSeconds" ma:readOnly="true">
-      <xsd:simpleType>
-        <xsd:restriction base="dms:Unknown"/>
-      </xsd:simpleType>
-    </xsd:element>
-    <xsd:element name="MediaServiceLocation" ma:index="19" nillable="true" ma:displayName="Location" ma:indexed="true" ma:internalName="MediaServiceLocation" ma:readOnly="true">
-      <xsd:simpleType>
-        <xsd:restriction base="dms:Text"/>
-      </xsd:simpleType>
-    </xsd:element>
-  </xsd:schema>
-  <xsd:schema xmlns:xsd="http://www.w3.org/2001/XMLSchema" xmlns:xs="http://www.w3.org/2001/XMLSchema" xmlns:dms="http://schemas.microsoft.com/office/2006/documentManagement/types" xmlns:pc="http://schemas.microsoft.com/office/infopath/2007/PartnerControls" targetNamespace="a675dd88-c1ff-478a-b60f-ff004313760b" elementFormDefault="qualified">
-    <xsd:import namespace="http://schemas.microsoft.com/office/2006/documentManagement/types"/>
-    <xsd:import namespace="http://schemas.microsoft.com/office/infopath/2007/PartnerControls"/>
-    <xsd:element name="TaxCatchAll" ma:index="14" nillable="true" ma:displayName="Taxonomy Catch All Column" ma:hidden="true" ma:list="{fee70d54-65c2-44e4-aa1e-ee2a67be174e}" ma:internalName="TaxCatchAll" ma:showField="CatchAllData" ma:web="a675dd88-c1ff-478a-b60f-ff004313760b">
-      <xsd:complexType>
-        <xsd:complexContent>
-          <xsd:extension base="dms:MultiChoiceLookup">
-            <xsd:sequence>
-              <xsd:element name="Value" type="dms:Lookup" maxOccurs="unbounded" minOccurs="0" nillable="true"/>
-            </xsd:sequence>
-          </xsd:extension>
-        </xsd:complexContent>
-      </xsd:complexType>
-    </xsd:element>
-  </xsd:schema>
-  <xsd:schema xmlns="http://schemas.openxmlformats.org/package/2006/metadata/core-properties" xmlns:xsd="http://www.w3.org/2001/XMLSchema" xmlns:xsi="http://www.w3.org/2001/XMLSchema-instance" xmlns:dc="http://purl.org/dc/elements/1.1/" xmlns:dcterms="http://purl.org/dc/terms/" xmlns:odoc="http://schemas.microsoft.com/internal/obd" targetNamespace="http://schemas.openxmlformats.org/package/2006/metadata/core-properties" elementFormDefault="qualified" attributeFormDefault="unqualified" blockDefault="#all">
-    <xsd:import namespace="http://purl.org/dc/elements/1.1/" schemaLocation="http://dublincore.org/schemas/xmls/qdc/2003/04/02/dc.xsd"/>
-    <xsd:import namespace="http://purl.org/dc/terms/" schemaLocation="http://dublincore.org/schemas/xmls/qdc/2003/04/02/dcterms.xsd"/>
-    <xsd:element name="coreProperties" type="CT_coreProperties"/>
-    <xsd:complexType name="CT_coreProperties">
-      <xsd:all>
-        <xsd:element ref="dc:creator" minOccurs="0" maxOccurs="1"/>
-        <xsd:element ref="dcterms:created" minOccurs="0" maxOccurs="1"/>
-        <xsd:element ref="dc:identifier" minOccurs="0" maxOccurs="1"/>
-        <xsd:element name="contentType" minOccurs="0" maxOccurs="1" type="xsd:string" ma:index="0" ma:displayName="Content Type"/>
-        <xsd:element ref="dc:title" minOccurs="0" maxOccurs="1" ma:index="4" ma:displayName="Title"/>
-        <xsd:element ref="dc:subject" minOccurs="0" maxOccurs="1"/>
-        <xsd:element ref="dc:description" minOccurs="0" maxOccurs="1"/>
-        <xsd:element name="keywords" minOccurs="0" maxOccurs="1" type="xsd:string"/>
-        <xsd:element ref="dc:language" minOccurs="0" maxOccurs="1"/>
-        <xsd:element name="category" minOccurs="0" maxOccurs="1" type="xsd:string"/>
-        <xsd:element name="version" minOccurs="0" maxOccurs="1" type="xsd:string"/>
-        <xsd:element name="revision" minOccurs="0" maxOccurs="1" type="xsd:string">
-          <xsd:annotation>
-            <xsd:documentation>
-                        This value indicates the number of saves or revisions. The application is responsible for updating this value after each revision.
-                    </xsd:documentation>
-          </xsd:annotation>
-        </xsd:element>
-        <xsd:element name="lastModifiedBy" minOccurs="0" maxOccurs="1" type="xsd:string"/>
-        <xsd:element ref="dcterms:modified" minOccurs="0" maxOccurs="1"/>
-        <xsd:element name="contentStatus" minOccurs="0" maxOccurs="1" type="xsd:string"/>
-      </xsd:all>
-    </xsd:complexType>
-  </xsd:schema>
-  <xs:schema xmlns:pc="http://schemas.microsoft.com/office/infopath/2007/PartnerControls" xmlns:xs="http://www.w3.org/2001/XMLSchema" targetNamespace="http://schemas.microsoft.com/office/infopath/2007/PartnerControls" elementFormDefault="qualified" attributeFormDefault="unqualified">
-    <xs:element name="Person">
-      <xs:complexType>
-        <xs:sequence>
-          <xs:element ref="pc:DisplayName" minOccurs="0"/>
-          <xs:element ref="pc:AccountId" minOccurs="0"/>
-          <xs:element ref="pc:AccountType" minOccurs="0"/>
-        </xs:sequence>
-      </xs:complexType>
-    </xs:element>
-    <xs:element name="DisplayName" type="xs:string"/>
-    <xs:element name="AccountId" type="xs:string"/>
-    <xs:element name="AccountType" type="xs:string"/>
-    <xs:element name="BDCAssociatedEntity">
-      <xs:complexType>
-        <xs:sequence>
-          <xs:element ref="pc:BDCEntity" minOccurs="0" maxOccurs="unbounded"/>
-        </xs:sequence>
-        <xs:attribute ref="pc:EntityNamespace"/>
-        <xs:attribute ref="pc:EntityName"/>
-        <xs:attribute ref="pc:SystemInstanceName"/>
-        <xs:attribute ref="pc:AssociationName"/>
-      </xs:complexType>
-    </xs:element>
-    <xs:attribute name="EntityNamespace" type="xs:string"/>
-    <xs:attribute name="EntityName" type="xs:string"/>
-    <xs:attribute name="SystemInstanceName" type="xs:string"/>
-    <xs:attribute name="AssociationName" type="xs:string"/>
-    <xs:element name="BDCEntity">
-      <xs:complexType>
-        <xs:sequence>
-          <xs:element ref="pc:EntityDisplayName" minOccurs="0"/>
-          <xs:element ref="pc:EntityInstanceReference" minOccurs="0"/>
-          <xs:element ref="pc:EntityId1" minOccurs="0"/>
-          <xs:element ref="pc:EntityId2" minOccurs="0"/>
-          <xs:element ref="pc:EntityId3" minOccurs="0"/>
-          <xs:element ref="pc:EntityId4" minOccurs="0"/>
-          <xs:element ref="pc:EntityId5" minOccurs="0"/>
-        </xs:sequence>
-      </xs:complexType>
-    </xs:element>
-    <xs:element name="EntityDisplayName" type="xs:string"/>
-    <xs:element name="EntityInstanceReference" type="xs:string"/>
-    <xs:element name="EntityId1" type="xs:string"/>
-    <xs:element name="EntityId2" type="xs:string"/>
-    <xs:element name="EntityId3" type="xs:string"/>
-    <xs:element name="EntityId4" type="xs:string"/>
-    <xs:element name="EntityId5" type="xs:string"/>
-    <xs:element name="Terms">
-      <xs:complexType>
-        <xs:sequence>
-          <xs:element ref="pc:TermInfo" minOccurs="0" maxOccurs="unbounded"/>
-        </xs:sequence>
-      </xs:complexType>
-    </xs:element>
-    <xs:element name="TermInfo">
-      <xs:complexType>
-        <xs:sequence>
-          <xs:element ref="pc:TermName" minOccurs="0"/>
-          <xs:element ref="pc:TermId" minOccurs="0"/>
-        </xs:sequence>
-      </xs:complexType>
-    </xs:element>
-    <xs:element name="TermName" type="xs:string"/>
-    <xs:element name="TermId" type="xs:string"/>
-  </xs:schema>
-</ct:contentTypeSchema>
-</file>
-
-<file path=customXml/item2.xml><?xml version="1.0" encoding="utf-8"?>
-<?mso-contentType ?>
-<FormTemplates xmlns="http://schemas.microsoft.com/sharepoint/v3/contenttype/forms">
-  <Display>DocumentLibraryForm</Display>
-  <Edit>DocumentLibraryForm</Edit>
-  <New>DocumentLibraryForm</New>
-</FormTemplates>
-</file>
-
-<file path=customXml/item3.xml><?xml version="1.0" encoding="utf-8"?>
-<p:properties xmlns:p="http://schemas.microsoft.com/office/2006/metadata/properties" xmlns:xsi="http://www.w3.org/2001/XMLSchema-instance" xmlns:pc="http://schemas.microsoft.com/office/infopath/2007/PartnerControls">
-  <documentManagement>
-    <lcf76f155ced4ddcb4097134ff3c332f xmlns="03e19825-731a-404b-84c3-310fff85d1a8">
-      <Terms xmlns="http://schemas.microsoft.com/office/infopath/2007/PartnerControls"/>
-    </lcf76f155ced4ddcb4097134ff3c332f>
-    <TaxCatchAll xmlns="a675dd88-c1ff-478a-b60f-ff004313760b" xsi:nil="true"/>
-  </documentManagement>
-</p:properties>
-</file>
-
-<file path=customXml/itemProps1.xml><?xml version="1.0" encoding="utf-8"?>
-<ds:datastoreItem xmlns:ds="http://schemas.openxmlformats.org/officeDocument/2006/customXml" ds:itemID="{9A8A8535-5D6E-48BC-81EA-B5EB99DD1844}"/>
-</file>
-
-<file path=customXml/itemProps2.xml><?xml version="1.0" encoding="utf-8"?>
-<ds:datastoreItem xmlns:ds="http://schemas.openxmlformats.org/officeDocument/2006/customXml" ds:itemID="{07C1F9DE-72F5-42CE-9BD0-87DFCD090A50}"/>
-</file>
-
-<file path=customXml/itemProps3.xml><?xml version="1.0" encoding="utf-8"?>
-<ds:datastoreItem xmlns:ds="http://schemas.openxmlformats.org/officeDocument/2006/customXml" ds:itemID="{447A3109-BA8F-4CCA-BCA6-496397FBCBC8}"/>
 </file>
--- a/www/user_guide.docx
+++ b/www/user_guide.docx
@@ -23,7 +23,7 @@
         <w:pStyle w:val="Author"/>
       </w:pPr>
       <w:r>
-        <w:t xml:space="preserve">CIAT / CGIAR Alliance — ClimateActionNetZero</w:t>
+        <w:t xml:space="preserve">CIAT / CGIAR Alliance, ClimateActionNetZero</w:t>
       </w:r>
     </w:p>
     <w:p>
@@ -250,7 +250,7 @@
         <w:t xml:space="preserve">Uncertainty ranges</w:t>
       </w:r>
       <w:r>
-        <w:t xml:space="preserve">: For each parameter, an estimate of its uncertainty — typically either:</w:t>
+        <w:t xml:space="preserve">: For each parameter, an estimate of its uncertainty, typically either:</w:t>
       </w:r>
     </w:p>
     <w:p>
@@ -331,7 +331,7 @@
         <w:t xml:space="preserve"> </w:t>
       </w:r>
       <w:r>
-        <w:t xml:space="preserve">columns — fill them and the tool will sample each MMS within its range, renormalising every Monte Carlo iteration so the simplex (per-group rows sum to 100%) is preserved. The sampled values surface as</w:t>
+        <w:t xml:space="preserve">columns, fill them and the tool will sample each MMS within its range, renormalising every Monte Carlo iteration so the simplex (per-group rows sum to 100%) is preserved. The sampled values surface as</w:t>
       </w:r>
       <w:r>
         <w:t xml:space="preserve"> </w:t>
@@ -398,7 +398,7 @@
         <w:t xml:space="preserve">O cells. The managed-storage N</w:t>
       </w:r>
       <w:r>
-        <w:t xml:space="preserve">O quantities (EF3 per system, Frac_GasMS, Frac_LeachMS) live in the Manure_Management tab — fill them there, not in the Parameters tab.</w:t>
+        <w:t xml:space="preserve">O quantities (EF3 per system, Frac_GasMS, Frac_LeachMS) live in the Manure_Management tab, fill them there, not in the Parameters tab.</w:t>
       </w:r>
     </w:p>
     <w:p>
@@ -456,7 +456,7 @@
         <w:t xml:space="preserve"> </w:t>
       </w:r>
       <w:r>
-        <w:t xml:space="preserve">The translator works in three explicit passes — Explore, Clarify, Emit — instead of trying to do everything at once. This structure stops the AI from silently dropping rows or substituting catalogue defaults for values you supplied.</w:t>
+        <w:t xml:space="preserve">The translator works in three explicit passes: Explore, Clarify, Emit, instead of trying to do everything at once. This structure stops the AI from silently dropping rows or substituting catalogue defaults for values you supplied.</w:t>
       </w:r>
     </w:p>
     <w:p>
@@ -487,18 +487,18 @@
         <w:t xml:space="preserve"> </w:t>
       </w:r>
       <w:r>
-        <w:t xml:space="preserve">The translator does column-mapping, not analysis. Always (a) spot-check the key numbers (population, body weight, milk yield) by comparing with your original file, and (b) review the QA/QC tab after upload — any value the translator filled from an IPCC default is flagged in amber there.</w:t>
-      </w:r>
-    </w:p>
-    <w:p>
-      <w:pPr>
-        <w:pStyle w:val="BodyText"/>
-      </w:pPr>
-      <w:r>
-        <w:t xml:space="preserve"> </w:t>
-      </w:r>
-      <w:r>
-        <w:t xml:space="preserve">The translator is hosted by the GMH project on a small AI account (no payment from you). The chat does not store your input data — only your email and a per-call token count are logged so the administrator can monitor monthly usage. A $10/month global spending cap prevents runaway use; if the cap is hit you will see a clear</w:t>
+        <w:t xml:space="preserve">The translator does column-mapping, not analysis. Always (a) spot-check the key numbers (population, body weight, milk yield) by comparing with your original file, and (b) review the QA/QC tab after upload: any value the translator filled from an IPCC default is flagged in amber there.</w:t>
+      </w:r>
+    </w:p>
+    <w:p>
+      <w:pPr>
+        <w:pStyle w:val="BodyText"/>
+      </w:pPr>
+      <w:r>
+        <w:t xml:space="preserve"> </w:t>
+      </w:r>
+      <w:r>
+        <w:t xml:space="preserve">The translator is hosted by the GMH project on a small AI account (no payment from you). The chat does not store your input data: only your email and a per-call token count are logged so the administrator can monitor monthly usage. A $10/month global spending cap prevents runaway use; if the cap is hit you will see a clear</w:t>
       </w:r>
       <w:r>
         <w:t xml:space="preserve"> </w:t>
@@ -650,7 +650,7 @@
         <w:t xml:space="preserve">: free text (e.g. </w:t>
       </w:r>
       <w:r>
-        <w:t xml:space="preserve">). Used in the report header — not used for any lookup.</w:t>
+        <w:t xml:space="preserve">). Used in the report header, not used for any lookup.</w:t>
       </w:r>
     </w:p>
     <w:p>
@@ -827,7 +827,7 @@
         <w:t xml:space="preserve"> </w:t>
       </w:r>
       <w:r>
-        <w:t xml:space="preserve">together identify each group uniquely — they must be spelled consistently across all rows for the same group. (If manually entering data, consistency in spelling can be achieved by `dragging’ an already-filled cell across unfilled cells, rather than retyping words.)</w:t>
+        <w:t xml:space="preserve">together identify each group uniquely: they must be spelled consistently across all rows for the same group. (If manually entering data, consistency in spelling can be achieved by `dragging’ an already-filled cell across unfilled cells, rather than retyping words.)</w:t>
       </w:r>
     </w:p>
     <w:bookmarkEnd w:id="18"/>
@@ -960,7 +960,7 @@
         <w:t xml:space="preserve"> </w:t>
       </w:r>
       <w:r>
-        <w:t xml:space="preserve">(2007) — these are clearly distinguished in the template footnotes.</w:t>
+        <w:t xml:space="preserve">(2007), these are clearly distinguished in the template footnotes.</w:t>
       </w:r>
     </w:p>
     <w:p>
@@ -1023,7 +1023,7 @@
         <w:pStyle w:val="Heading1"/>
       </w:pPr>
       <w:r>
-        <w:t xml:space="preserve">Loading your data (Tab 1 — Data Input)</w:t>
+        <w:t xml:space="preserve">Loading your data (Tab 1: Data Input)</w:t>
       </w:r>
     </w:p>
     <w:bookmarkStart w:id="22" w:name="using-the-example-datasets"/>
@@ -1052,7 +1052,7 @@
         </w:numPr>
       </w:pPr>
       <w:r>
-        <w:t xml:space="preserve">: A fictional East African highland dairy system — 12 parameters, dairy/cows, including a synthetic 5-year time series.</w:t>
+        <w:t xml:space="preserve">: A fictional East African highland dairy system, 12 parameters, dairy/cows, including a synthetic 5-year time series.</w:t>
       </w:r>
     </w:p>
     <w:p>
@@ -1064,7 +1064,7 @@
         </w:numPr>
       </w:pPr>
       <w:r>
-        <w:t xml:space="preserve">: A fictional semi-arid pastoral beef system — 11 parameters, non-dairy/breeding cows, including a synthetic 5-year time series.</w:t>
+        <w:t xml:space="preserve">: A fictional semi-arid pastoral beef system, 11 parameters, non-dairy/breeding cows, including a synthetic 5-year time series.</w:t>
       </w:r>
     </w:p>
     <w:p>
@@ -1106,7 +1106,7 @@
           <w:b/>
           <w:bCs/>
         </w:rPr>
-        <w:t xml:space="preserve">Step 1 — Choose an IPCC Guidelines version.</w:t>
+        <w:t xml:space="preserve">Step 1: Choose an IPCC Guidelines version.</w:t>
       </w:r>
       <w:r>
         <w:t xml:space="preserve"> </w:t>
@@ -1156,7 +1156,7 @@
           <w:b/>
           <w:bCs/>
         </w:rPr>
-        <w:t xml:space="preserve">Step 2 — Download and fill in the template.</w:t>
+        <w:t xml:space="preserve">Step 2: Download and fill in the template.</w:t>
       </w:r>
     </w:p>
     <w:p>
@@ -1301,7 +1301,7 @@
           <w:b/>
           <w:bCs/>
         </w:rPr>
-        <w:t xml:space="preserve">Step 3 — Review upload notifications.</w:t>
+        <w:t xml:space="preserve">Step 3: Review upload notifications.</w:t>
       </w:r>
     </w:p>
     <w:p>
@@ -1349,7 +1349,7 @@
         <w:pStyle w:val="Heading1"/>
       </w:pPr>
       <w:r>
-        <w:t xml:space="preserve">Reviewing data quality (Tab 2 — QA/QC)</w:t>
+        <w:t xml:space="preserve">Reviewing data quality (Tab 2: QA/QC)</w:t>
       </w:r>
     </w:p>
     <w:bookmarkStart w:id="25" w:name="what-the-qaqc-checks-do"/>
@@ -1383,10 +1383,7 @@
         <w:t xml:space="preserve"> </w:t>
       </w:r>
       <w:r>
-        <w:t xml:space="preserve"> </w:t>
-      </w:r>
-      <w:r>
-        <w:t xml:space="preserve">— the one parameter for which the tool keeps a defensible continental IPCC table lookup: Annex Tables 10A.1 (dairy cows), 10A.2 (non-dairy cattle), and 10A.3 (buffalo).</w:t>
+        <w:t xml:space="preserve">: the one parameter for which the tool keeps a defensible continental IPCC table lookup: Annex Tables 10A.1 (dairy cows), 10A.2 (non-dairy cattle), and 10A.3 (buffalo).</w:t>
       </w:r>
     </w:p>
     <w:p>
@@ -1701,7 +1698,7 @@
         <w:pStyle w:val="Heading1"/>
       </w:pPr>
       <w:r>
-        <w:t xml:space="preserve">Reviewing uncertainty distributions (Tab 3 — Uncertainty)</w:t>
+        <w:t xml:space="preserve">Reviewing uncertainty distributions (Tab 3: Uncertainty)</w:t>
       </w:r>
     </w:p>
     <w:bookmarkStart w:id="29" w:name="the-parameter-table"/>
@@ -1768,7 +1765,7 @@
         <w:pStyle w:val="Heading1"/>
       </w:pPr>
       <w:r>
-        <w:t xml:space="preserve">Correlations (Tab 4 — Correlations)</w:t>
+        <w:t xml:space="preserve">Correlations (Tab 4: Correlations)</w:t>
       </w:r>
     </w:p>
     <w:p>
@@ -1779,7 +1776,7 @@
         <w:t xml:space="preserve"> </w:t>
       </w:r>
       <w:r>
-        <w:t xml:space="preserve">For a side-by-side worked comparison of all four correlation modes applied to the Country X / Country Y built-in examples — including how each mode changes the 95% confidence interval on total CO</w:t>
+        <w:t xml:space="preserve">For a side-by-side worked comparison of all four correlation modes applied to the Country X / Country Y built-in examples (including how each mode changes the 95% confidence interval on total CO</w:t>
       </w:r>
       <m:oMath>
         <m:sSub>
@@ -1796,7 +1793,7 @@
         </m:sSub>
       </m:oMath>
       <w:r>
-        <w:t xml:space="preserve">eq, the structural-defaults heatmap with per-pair sources, and the common mistakes to avoid — click the green</w:t>
+        <w:t xml:space="preserve">eq, the structural-defaults heatmap with per-pair sources, and the common mistakes to avoid), click the green</w:t>
       </w:r>
       <w:r>
         <w:t xml:space="preserve"> </w:t>
@@ -1844,7 +1841,7 @@
         <w:pStyle w:val="Heading2"/>
       </w:pPr>
       <w:r>
-        <w:t xml:space="preserve">Quick guide — which option do I pick?</w:t>
+        <w:t xml:space="preserve">Quick guide: which option do I pick?</w:t>
       </w:r>
     </w:p>
     <w:p>
@@ -1855,7 +1852,7 @@
         <w:t xml:space="preserve"> </w:t>
       </w:r>
       <w:r>
-        <w:t xml:space="preserve">If a mode would have nothing to work with — e.g. </w:t>
+        <w:t xml:space="preserve">If a mode would have nothing to work with (e.g. </w:t>
       </w:r>
       <w:r>
         <w:rPr>
@@ -1864,7 +1861,7 @@
         <w:t xml:space="preserve">From template'' when your \texttt{Parameter\_TimeSeries} sheet is empty, or</w:t>
       </w:r>
       <w:r>
-        <w:t xml:space="preserve">Advanced — manual entry’’ before you’ve uploaded a CSV — the radio choice appears greyed out with a short note explaining why. The tool also blocks the Run button with an explicit error if a no-data mode is somehow selected.</w:t>
+        <w:t xml:space="preserve">Advanced: manual entry’’ before you’ve uploaded a CSV), the radio choice appears greyed out with a short note explaining why. The tool also blocks the Run button with an explicit error if a no-data mode is somehow selected.</w:t>
       </w:r>
     </w:p>
     <w:bookmarkEnd w:id="33"/>
@@ -1882,7 +1879,7 @@
         <w:pStyle w:val="FirstParagraph"/>
       </w:pPr>
       <w:r>
-        <w:t xml:space="preserve">The central emission estimate is essentially unchanged regardless of which mode you pick — correlations preserve marginal means by construction. What changes is the</w:t>
+        <w:t xml:space="preserve">The central emission estimate is essentially unchanged regardless of which mode you pick: correlations preserve marginal means by construction. What changes is the</w:t>
       </w:r>
       <w:r>
         <w:t xml:space="preserve"> </w:t>
@@ -1896,7 +1893,7 @@
         <w:pStyle w:val="BodyText"/>
       </w:pPr>
       <w:r>
-        <w:t xml:space="preserve">If you select correlations and the result barely changes, that is usually expected, not a bug — the IPCC equation chain multiplies around 13 parameters together, which dilutes the effect of any single correlated pair. See the Methodology document for the underlying mathematics.</w:t>
+        <w:t xml:space="preserve">If you select correlations and the result barely changes, that is usually expected, not a bug: the IPCC equation chain multiplies around 13 parameters together, which dilutes the effect of any single correlated pair. See the Methodology document for the underlying mathematics.</w:t>
       </w:r>
     </w:p>
     <w:p>
@@ -2133,21 +2130,18 @@
         <w:t xml:space="preserve"> </w:t>
       </w:r>
       <w:r>
-        <w:t xml:space="preserve"> </w:t>
-      </w:r>
-      <w:r>
-        <w:t xml:space="preserve">— names that don’t match a catalogue parameter are silently ignored when the matrix is applied to the simulation (no error message; the correlation just doesn’t take effect).</w:t>
-      </w:r>
-    </w:p>
-    <w:p>
-      <w:pPr>
-        <w:pStyle w:val="BodyText"/>
-      </w:pPr>
-      <w:r>
-        <w:t xml:space="preserve"> </w:t>
-      </w:r>
-      <w:r>
-        <w:t xml:space="preserve">If your uploaded matrix omits a parameter that the simulation uses (for example, you upload a small matrix covering only the parameters you want correlated), every pair involving the omitted parameter is treated as independent — the simulation runs and uses the correlations you did provide, but it does not invent values for the missing ones. Equivalent rule for header typos: a misspelled row/column name is treated the same as a missing parameter, so the correlation simply does not take effect. This is intentional graceful degradation, not an error, so the easiest way to verify your matrix is being used as you expect is to use the downloadable templates above (which ship with all canonical names already in place).</w:t>
+        <w:t xml:space="preserve">: names that don’t match a catalogue parameter are silently ignored when the matrix is applied to the simulation (no error message; the correlation just doesn’t take effect).</w:t>
+      </w:r>
+    </w:p>
+    <w:p>
+      <w:pPr>
+        <w:pStyle w:val="BodyText"/>
+      </w:pPr>
+      <w:r>
+        <w:t xml:space="preserve"> </w:t>
+      </w:r>
+      <w:r>
+        <w:t xml:space="preserve">If your uploaded matrix omits a parameter that the simulation uses (for example, you upload a small matrix covering only the parameters you want correlated), every pair involving the omitted parameter is treated as independent: the simulation runs and uses the correlations you did provide, but it does not invent values for the missing ones. Equivalent rule for header typos: a misspelled row/column name is treated the same as a missing parameter, so the correlation simply does not take effect. This is intentional graceful degradation, not an error, so the easiest way to verify your matrix is being used as you expect is to use the downloadable templates above (which ship with all canonical names already in place).</w:t>
       </w:r>
     </w:p>
     <w:bookmarkEnd w:id="36"/>
@@ -2225,7 +2219,7 @@
         <w:pStyle w:val="Heading1"/>
       </w:pPr>
       <w:r>
-        <w:t xml:space="preserve">Running the simulation (Tab 5 — Simulate)</w:t>
+        <w:t xml:space="preserve">Running the simulation (Tab 5: Simulate)</w:t>
       </w:r>
     </w:p>
     <w:bookmarkStart w:id="40" w:name="settings"/>
@@ -2319,7 +2313,7 @@
         <w:pStyle w:val="Heading2"/>
       </w:pPr>
       <w:r>
-        <w:t xml:space="preserve">Trend mode — year-to-year coefficient correlation</w:t>
+        <w:t xml:space="preserve">Trend mode: year-to-year coefficient correlation</w:t>
       </w:r>
     </w:p>
     <w:p>
@@ -2360,7 +2354,7 @@
         <w:t xml:space="preserve"> </w:t>
       </w:r>
       <w:r>
-        <w:t xml:space="preserve">) is always re-sampled fresh each year — this setting only affects the per-head coefficients.</w:t>
+        <w:t xml:space="preserve">) is always re-sampled fresh each year, this setting only affects the per-head coefficients.</w:t>
       </w:r>
     </w:p>
     <w:p>
@@ -2467,7 +2461,7 @@
         <w:pStyle w:val="BodyText"/>
       </w:pPr>
       <w:r>
-        <w:t xml:space="preserve">: All settings (iterations, GWP, seed, emission sources) remain active in the upper section of Tab 5 — simply adjust any setting and click</w:t>
+        <w:t xml:space="preserve">: All settings (iterations, GWP, seed, emission sources) remain active in the upper section of Tab 5, simply adjust any setting and click</w:t>
       </w:r>
       <w:r>
         <w:t xml:space="preserve"> </w:t>
@@ -2520,7 +2514,7 @@
         <w:t xml:space="preserve"> </w:t>
       </w:r>
       <w:r>
-        <w:t xml:space="preserve">, not MCMC. Each iteration is drawn independently — there are no chains, no warmup, and no burn-in.</w:t>
+        <w:t xml:space="preserve">, not MCMC. Each iteration is drawn independently, there are no chains, no warmup, and no burn-in.</w:t>
       </w:r>
     </w:p>
     <w:p>
@@ -2536,7 +2530,7 @@
         <w:pStyle w:val="Heading1"/>
       </w:pPr>
       <w:r>
-        <w:t xml:space="preserve">Understanding results (Tab 5 — Results)</w:t>
+        <w:t xml:space="preserve">Understanding results (Tab 5: Results)</w:t>
       </w:r>
     </w:p>
     <w:bookmarkStart w:id="45" w:name="headline-metrics"/>
@@ -2698,10 +2692,7 @@
         <w:t xml:space="preserve"> </w:t>
       </w:r>
       <w:r>
-        <w:t xml:space="preserve"> </w:t>
-      </w:r>
-      <w:r>
-        <w:t xml:space="preserve">— for example</w:t>
+        <w:t xml:space="preserve">: for example</w:t>
       </w:r>
       <w:r>
         <w:t xml:space="preserve"> </w:t>
@@ -2757,7 +2748,7 @@
         <w:t xml:space="preserve">, Manure CH</w:t>
       </w:r>
       <w:r>
-        <w:t xml:space="preserve">, etc.). The per-source view aggregates across ALL sub-categories — earlier versions of the tool silently restricted the per-source view to the first sub-category only, dropping every other sub-category’s contribution; that has been fixed.</w:t>
+        <w:t xml:space="preserve">, etc.). The per-source view aggregates across ALL sub-categories: earlier versions of the tool silently restricted the per-source view to the first sub-category only, dropping every other sub-category’s contribution; that has been fixed.</w:t>
       </w:r>
     </w:p>
     <w:p>
@@ -2807,7 +2798,7 @@
         <w:pStyle w:val="Heading1"/>
       </w:pPr>
       <w:r>
-        <w:t xml:space="preserve">Generating the IPCC report (Tab 7 — IPCC Report)</w:t>
+        <w:t xml:space="preserve">Generating the IPCC report (Tab 7: IPCC Report)</w:t>
       </w:r>
     </w:p>
     <w:bookmarkStart w:id="52" w:name="ipcc-table-3.3"/>
@@ -2832,7 +2823,7 @@
         <w:pStyle w:val="BodyText"/>
       </w:pPr>
       <w:r>
-        <w:t xml:space="preserve">: Following IPCC Table 3.3 conventions, all values are expressed as the half-width of the 95% confidence interval divided by the mean, multiplied by 100 — i.e. </w:t>
+        <w:t xml:space="preserve">: Following IPCC Table 3.3 conventions, all values are expressed as the half-width of the 95% confidence interval divided by the mean, multiplied by 100, i.e. </w:t>
       </w:r>
       <w:r>
         <w:t xml:space="preserve">.</w:t>
@@ -2933,7 +2924,7 @@
         <w:pStyle w:val="Heading1"/>
       </w:pPr>
       <w:r>
-        <w:t xml:space="preserve">Worked example — Country X (hypothetical dairy)</w:t>
+        <w:t xml:space="preserve">Worked example: Country X (hypothetical dairy)</w:t>
       </w:r>
     </w:p>
     <w:p>
@@ -2953,7 +2944,7 @@
           <w:b/>
           <w:bCs/>
         </w:rPr>
-        <w:t xml:space="preserve">Step 1 — Load data</w:t>
+        <w:t xml:space="preserve">Step 1: Load data</w:t>
       </w:r>
       <w:r>
         <w:t xml:space="preserve">: Select</w:t>
@@ -2980,7 +2971,7 @@
           <w:b/>
           <w:bCs/>
         </w:rPr>
-        <w:t xml:space="preserve">Step 2 — QA/QC</w:t>
+        <w:t xml:space="preserve">Step 2: QA/QC</w:t>
       </w:r>
       <w:r>
         <w:t xml:space="preserve">: Go to Tab 2. All parameters should pass; any Warn flags on</w:t>
@@ -2992,7 +2983,7 @@
         <w:t xml:space="preserve"> </w:t>
       </w:r>
       <w:r>
-        <w:t xml:space="preserve">would compare against the continental IPCC default (Annex Tables 10A.1 / 10A.2 / 10A.3), and Warn flags on other parameters reflect non-fatal structural conditions (asymmetric-bounds reminder, sub-category auto-match, etc.) — a deliberate country-specific value can be documented in the inventory report rather than corrected.</w:t>
+        <w:t xml:space="preserve">would compare against the continental IPCC default (Annex Tables 10A.1 / 10A.2 / 10A.3), and Warn flags on other parameters reflect non-fatal structural conditions (asymmetric-bounds reminder, sub-category auto-match, etc.), a deliberate country-specific value can be documented in the inventory report rather than corrected.</w:t>
       </w:r>
     </w:p>
     <w:p>
@@ -3004,7 +2995,7 @@
           <w:b/>
           <w:bCs/>
         </w:rPr>
-        <w:t xml:space="preserve">Step 3 — Uncertainty</w:t>
+        <w:t xml:space="preserve">Step 3: Uncertainty</w:t>
       </w:r>
       <w:r>
         <w:t xml:space="preserve">: Go to Tab 3. Note that activity data (N, BW, Milk, WG, Fat) use Normal distributions and coefficients (Ym, DE, Bo, etc.) use PERT or lognormal distributions.</w:t>
@@ -3019,7 +3010,7 @@
           <w:b/>
           <w:bCs/>
         </w:rPr>
-        <w:t xml:space="preserve">Step 4 — Correlations</w:t>
+        <w:t xml:space="preserve">Step 4: Correlations</w:t>
       </w:r>
       <w:r>
         <w:t xml:space="preserve">: Go to Tab 4. Select</w:t>
@@ -3031,10 +3022,7 @@
         <w:t xml:space="preserve">“From template (auto, time-series)”</w:t>
       </w:r>
       <w:r>
-        <w:t xml:space="preserve"> </w:t>
-      </w:r>
-      <w:r>
-        <w:t xml:space="preserve">— the example dataset includes a 5-year time series from which a Spearman rank correlation matrix is computed automatically (first-difference detrending is applied internally to strip shared long-run growth). The matrix is sampled using Iman–Conover restricted pairing. Leave the right-hand card at</w:t>
+        <w:t xml:space="preserve">, the example dataset includes a 5-year time series from which a Spearman rank correlation matrix is computed automatically (first-difference detrending is applied internally to strip shared long-run growth). The matrix is sampled using Iman–Conover restricted pairing. Leave the right-hand card at</w:t>
       </w:r>
       <w:r>
         <w:t xml:space="preserve"> </w:t>
@@ -3058,7 +3046,7 @@
           <w:b/>
           <w:bCs/>
         </w:rPr>
-        <w:t xml:space="preserve">Step 5 — Simulate</w:t>
+        <w:t xml:space="preserve">Step 5: Simulate</w:t>
       </w:r>
       <w:r>
         <w:t xml:space="preserve">: Go to Tab 5. Set iterations to 10,000, GWP to AR6, seed to 42. Click</w:t>
@@ -3082,7 +3070,7 @@
           <w:b/>
           <w:bCs/>
         </w:rPr>
-        <w:t xml:space="preserve">Step 6 — Results</w:t>
+        <w:t xml:space="preserve">Step 6: Results</w:t>
       </w:r>
       <w:r>
         <w:t xml:space="preserve">: After about 30 seconds, results appear. Note the 95% CI and MoE%. Click</w:t>
@@ -3109,7 +3097,7 @@
           <w:b/>
           <w:bCs/>
         </w:rPr>
-        <w:t xml:space="preserve">Step 7 — Sensitivity</w:t>
+        <w:t xml:space="preserve">Step 7: Sensitivity</w:t>
       </w:r>
       <w:r>
         <w:t xml:space="preserve">: Go to Tab 6. The tornado chart shows which parameters drive most uncertainty. In this example, Ym and BW for cows are typically the dominant contributors.</w:t>
@@ -3124,7 +3112,7 @@
           <w:b/>
           <w:bCs/>
         </w:rPr>
-        <w:t xml:space="preserve">Step 8 — Report</w:t>
+        <w:t xml:space="preserve">Step 8: Report</w:t>
       </w:r>
       <w:r>
         <w:t xml:space="preserve">: Go to Tab 7. Download the Excel report to see the full IPCC Table 3.3 output.</w:t>
@@ -4776,4 +4764,237 @@
     </a:ext>
   </a:extLst>
 </a:theme>
+</file>
+
+<file path=customXml/item1.xml><?xml version="1.0" encoding="utf-8"?>
+<ct:contentTypeSchema xmlns:ct="http://schemas.microsoft.com/office/2006/metadata/contentType" xmlns:ma="http://schemas.microsoft.com/office/2006/metadata/properties/metaAttributes" ct:_="" ma:_="" ma:contentTypeName="Document" ma:contentTypeID="0x0101006AAA32E7549EE6449AC68337FF671C5A" ma:contentTypeVersion="12" ma:contentTypeDescription="Create a new document." ma:contentTypeScope="" ma:versionID="5b725368af9e92254b31af2044252fac">
+  <xsd:schema xmlns:xsd="http://www.w3.org/2001/XMLSchema" xmlns:xs="http://www.w3.org/2001/XMLSchema" xmlns:p="http://schemas.microsoft.com/office/2006/metadata/properties" xmlns:ns2="03e19825-731a-404b-84c3-310fff85d1a8" xmlns:ns3="a675dd88-c1ff-478a-b60f-ff004313760b" targetNamespace="http://schemas.microsoft.com/office/2006/metadata/properties" ma:root="true" ma:fieldsID="de1faf0135fd982ba30b50c3b754e7cb" ns2:_="" ns3:_="">
+    <xsd:import namespace="03e19825-731a-404b-84c3-310fff85d1a8"/>
+    <xsd:import namespace="a675dd88-c1ff-478a-b60f-ff004313760b"/>
+    <xsd:element name="properties">
+      <xsd:complexType>
+        <xsd:sequence>
+          <xsd:element name="documentManagement">
+            <xsd:complexType>
+              <xsd:all>
+                <xsd:element ref="ns2:MediaServiceMetadata" minOccurs="0"/>
+                <xsd:element ref="ns2:MediaServiceFastMetadata" minOccurs="0"/>
+                <xsd:element ref="ns2:MediaServiceSearchProperties" minOccurs="0"/>
+                <xsd:element ref="ns2:MediaServiceDateTaken" minOccurs="0"/>
+                <xsd:element ref="ns2:lcf76f155ced4ddcb4097134ff3c332f" minOccurs="0"/>
+                <xsd:element ref="ns3:TaxCatchAll" minOccurs="0"/>
+                <xsd:element ref="ns2:MediaServiceGenerationTime" minOccurs="0"/>
+                <xsd:element ref="ns2:MediaServiceEventHashCode" minOccurs="0"/>
+                <xsd:element ref="ns2:MediaServiceOCR" minOccurs="0"/>
+                <xsd:element ref="ns2:MediaLengthInSeconds" minOccurs="0"/>
+                <xsd:element ref="ns2:MediaServiceLocation" minOccurs="0"/>
+              </xsd:all>
+            </xsd:complexType>
+          </xsd:element>
+        </xsd:sequence>
+      </xsd:complexType>
+    </xsd:element>
+  </xsd:schema>
+  <xsd:schema xmlns:xsd="http://www.w3.org/2001/XMLSchema" xmlns:xs="http://www.w3.org/2001/XMLSchema" xmlns:dms="http://schemas.microsoft.com/office/2006/documentManagement/types" xmlns:pc="http://schemas.microsoft.com/office/infopath/2007/PartnerControls" targetNamespace="03e19825-731a-404b-84c3-310fff85d1a8" elementFormDefault="qualified">
+    <xsd:import namespace="http://schemas.microsoft.com/office/2006/documentManagement/types"/>
+    <xsd:import namespace="http://schemas.microsoft.com/office/infopath/2007/PartnerControls"/>
+    <xsd:element name="MediaServiceMetadata" ma:index="8" nillable="true" ma:displayName="MediaServiceMetadata" ma:hidden="true" ma:internalName="MediaServiceMetadata" ma:readOnly="true">
+      <xsd:simpleType>
+        <xsd:restriction base="dms:Note"/>
+      </xsd:simpleType>
+    </xsd:element>
+    <xsd:element name="MediaServiceFastMetadata" ma:index="9" nillable="true" ma:displayName="MediaServiceFastMetadata" ma:hidden="true" ma:internalName="MediaServiceFastMetadata" ma:readOnly="true">
+      <xsd:simpleType>
+        <xsd:restriction base="dms:Note"/>
+      </xsd:simpleType>
+    </xsd:element>
+    <xsd:element name="MediaServiceSearchProperties" ma:index="10" nillable="true" ma:displayName="MediaServiceSearchProperties" ma:hidden="true" ma:internalName="MediaServiceSearchProperties" ma:readOnly="true">
+      <xsd:simpleType>
+        <xsd:restriction base="dms:Note"/>
+      </xsd:simpleType>
+    </xsd:element>
+    <xsd:element name="MediaServiceDateTaken" ma:index="11" nillable="true" ma:displayName="MediaServiceDateTaken" ma:hidden="true" ma:indexed="true" ma:internalName="MediaServiceDateTaken" ma:readOnly="true">
+      <xsd:simpleType>
+        <xsd:restriction base="dms:Text"/>
+      </xsd:simpleType>
+    </xsd:element>
+    <xsd:element name="lcf76f155ced4ddcb4097134ff3c332f" ma:index="13" nillable="true" ma:taxonomy="true" ma:internalName="lcf76f155ced4ddcb4097134ff3c332f" ma:taxonomyFieldName="MediaServiceImageTags" ma:displayName="Image Tags" ma:readOnly="false" ma:fieldId="{5cf76f15-5ced-4ddc-b409-7134ff3c332f}" ma:taxonomyMulti="true" ma:sspId="41616629-9183-4d38-9e3a-f9db27d53a26" ma:termSetId="09814cd3-568e-fe90-9814-8d621ff8fb84" ma:anchorId="fba54fb3-c3e1-fe81-a776-ca4b69148c4d" ma:open="true" ma:isKeyword="false">
+      <xsd:complexType>
+        <xsd:sequence>
+          <xsd:element ref="pc:Terms" minOccurs="0" maxOccurs="1"/>
+        </xsd:sequence>
+      </xsd:complexType>
+    </xsd:element>
+    <xsd:element name="MediaServiceGenerationTime" ma:index="15" nillable="true" ma:displayName="MediaServiceGenerationTime" ma:hidden="true" ma:internalName="MediaServiceGenerationTime" ma:readOnly="true">
+      <xsd:simpleType>
+        <xsd:restriction base="dms:Text"/>
+      </xsd:simpleType>
+    </xsd:element>
+    <xsd:element name="MediaServiceEventHashCode" ma:index="16" nillable="true" ma:displayName="MediaServiceEventHashCode" ma:hidden="true" ma:internalName="MediaServiceEventHashCode" ma:readOnly="true">
+      <xsd:simpleType>
+        <xsd:restriction base="dms:Text"/>
+      </xsd:simpleType>
+    </xsd:element>
+    <xsd:element name="MediaServiceOCR" ma:index="17" nillable="true" ma:displayName="Extracted Text" ma:internalName="MediaServiceOCR" ma:readOnly="true">
+      <xsd:simpleType>
+        <xsd:restriction base="dms:Note">
+          <xsd:maxLength value="255"/>
+        </xsd:restriction>
+      </xsd:simpleType>
+    </xsd:element>
+    <xsd:element name="MediaLengthInSeconds" ma:index="18" nillable="true" ma:displayName="MediaLengthInSeconds" ma:hidden="true" ma:internalName="MediaLengthInSeconds" ma:readOnly="true">
+      <xsd:simpleType>
+        <xsd:restriction base="dms:Unknown"/>
+      </xsd:simpleType>
+    </xsd:element>
+    <xsd:element name="MediaServiceLocation" ma:index="19" nillable="true" ma:displayName="Location" ma:indexed="true" ma:internalName="MediaServiceLocation" ma:readOnly="true">
+      <xsd:simpleType>
+        <xsd:restriction base="dms:Text"/>
+      </xsd:simpleType>
+    </xsd:element>
+  </xsd:schema>
+  <xsd:schema xmlns:xsd="http://www.w3.org/2001/XMLSchema" xmlns:xs="http://www.w3.org/2001/XMLSchema" xmlns:dms="http://schemas.microsoft.com/office/2006/documentManagement/types" xmlns:pc="http://schemas.microsoft.com/office/infopath/2007/PartnerControls" targetNamespace="a675dd88-c1ff-478a-b60f-ff004313760b" elementFormDefault="qualified">
+    <xsd:import namespace="http://schemas.microsoft.com/office/2006/documentManagement/types"/>
+    <xsd:import namespace="http://schemas.microsoft.com/office/infopath/2007/PartnerControls"/>
+    <xsd:element name="TaxCatchAll" ma:index="14" nillable="true" ma:displayName="Taxonomy Catch All Column" ma:hidden="true" ma:list="{fee70d54-65c2-44e4-aa1e-ee2a67be174e}" ma:internalName="TaxCatchAll" ma:showField="CatchAllData" ma:web="a675dd88-c1ff-478a-b60f-ff004313760b">
+      <xsd:complexType>
+        <xsd:complexContent>
+          <xsd:extension base="dms:MultiChoiceLookup">
+            <xsd:sequence>
+              <xsd:element name="Value" type="dms:Lookup" maxOccurs="unbounded" minOccurs="0" nillable="true"/>
+            </xsd:sequence>
+          </xsd:extension>
+        </xsd:complexContent>
+      </xsd:complexType>
+    </xsd:element>
+  </xsd:schema>
+  <xsd:schema xmlns="http://schemas.openxmlformats.org/package/2006/metadata/core-properties" xmlns:xsd="http://www.w3.org/2001/XMLSchema" xmlns:xsi="http://www.w3.org/2001/XMLSchema-instance" xmlns:dc="http://purl.org/dc/elements/1.1/" xmlns:dcterms="http://purl.org/dc/terms/" xmlns:odoc="http://schemas.microsoft.com/internal/obd" targetNamespace="http://schemas.openxmlformats.org/package/2006/metadata/core-properties" elementFormDefault="qualified" attributeFormDefault="unqualified" blockDefault="#all">
+    <xsd:import namespace="http://purl.org/dc/elements/1.1/" schemaLocation="http://dublincore.org/schemas/xmls/qdc/2003/04/02/dc.xsd"/>
+    <xsd:import namespace="http://purl.org/dc/terms/" schemaLocation="http://dublincore.org/schemas/xmls/qdc/2003/04/02/dcterms.xsd"/>
+    <xsd:element name="coreProperties" type="CT_coreProperties"/>
+    <xsd:complexType name="CT_coreProperties">
+      <xsd:all>
+        <xsd:element ref="dc:creator" minOccurs="0" maxOccurs="1"/>
+        <xsd:element ref="dcterms:created" minOccurs="0" maxOccurs="1"/>
+        <xsd:element ref="dc:identifier" minOccurs="0" maxOccurs="1"/>
+        <xsd:element name="contentType" minOccurs="0" maxOccurs="1" type="xsd:string" ma:index="0" ma:displayName="Content Type"/>
+        <xsd:element ref="dc:title" minOccurs="0" maxOccurs="1" ma:index="4" ma:displayName="Title"/>
+        <xsd:element ref="dc:subject" minOccurs="0" maxOccurs="1"/>
+        <xsd:element ref="dc:description" minOccurs="0" maxOccurs="1"/>
+        <xsd:element name="keywords" minOccurs="0" maxOccurs="1" type="xsd:string"/>
+        <xsd:element ref="dc:language" minOccurs="0" maxOccurs="1"/>
+        <xsd:element name="category" minOccurs="0" maxOccurs="1" type="xsd:string"/>
+        <xsd:element name="version" minOccurs="0" maxOccurs="1" type="xsd:string"/>
+        <xsd:element name="revision" minOccurs="0" maxOccurs="1" type="xsd:string">
+          <xsd:annotation>
+            <xsd:documentation>
+                        This value indicates the number of saves or revisions. The application is responsible for updating this value after each revision.
+                    </xsd:documentation>
+          </xsd:annotation>
+        </xsd:element>
+        <xsd:element name="lastModifiedBy" minOccurs="0" maxOccurs="1" type="xsd:string"/>
+        <xsd:element ref="dcterms:modified" minOccurs="0" maxOccurs="1"/>
+        <xsd:element name="contentStatus" minOccurs="0" maxOccurs="1" type="xsd:string"/>
+      </xsd:all>
+    </xsd:complexType>
+  </xsd:schema>
+  <xs:schema xmlns:pc="http://schemas.microsoft.com/office/infopath/2007/PartnerControls" xmlns:xs="http://www.w3.org/2001/XMLSchema" targetNamespace="http://schemas.microsoft.com/office/infopath/2007/PartnerControls" elementFormDefault="qualified" attributeFormDefault="unqualified">
+    <xs:element name="Person">
+      <xs:complexType>
+        <xs:sequence>
+          <xs:element ref="pc:DisplayName" minOccurs="0"/>
+          <xs:element ref="pc:AccountId" minOccurs="0"/>
+          <xs:element ref="pc:AccountType" minOccurs="0"/>
+        </xs:sequence>
+      </xs:complexType>
+    </xs:element>
+    <xs:element name="DisplayName" type="xs:string"/>
+    <xs:element name="AccountId" type="xs:string"/>
+    <xs:element name="AccountType" type="xs:string"/>
+    <xs:element name="BDCAssociatedEntity">
+      <xs:complexType>
+        <xs:sequence>
+          <xs:element ref="pc:BDCEntity" minOccurs="0" maxOccurs="unbounded"/>
+        </xs:sequence>
+        <xs:attribute ref="pc:EntityNamespace"/>
+        <xs:attribute ref="pc:EntityName"/>
+        <xs:attribute ref="pc:SystemInstanceName"/>
+        <xs:attribute ref="pc:AssociationName"/>
+      </xs:complexType>
+    </xs:element>
+    <xs:attribute name="EntityNamespace" type="xs:string"/>
+    <xs:attribute name="EntityName" type="xs:string"/>
+    <xs:attribute name="SystemInstanceName" type="xs:string"/>
+    <xs:attribute name="AssociationName" type="xs:string"/>
+    <xs:element name="BDCEntity">
+      <xs:complexType>
+        <xs:sequence>
+          <xs:element ref="pc:EntityDisplayName" minOccurs="0"/>
+          <xs:element ref="pc:EntityInstanceReference" minOccurs="0"/>
+          <xs:element ref="pc:EntityId1" minOccurs="0"/>
+          <xs:element ref="pc:EntityId2" minOccurs="0"/>
+          <xs:element ref="pc:EntityId3" minOccurs="0"/>
+          <xs:element ref="pc:EntityId4" minOccurs="0"/>
+          <xs:element ref="pc:EntityId5" minOccurs="0"/>
+        </xs:sequence>
+      </xs:complexType>
+    </xs:element>
+    <xs:element name="EntityDisplayName" type="xs:string"/>
+    <xs:element name="EntityInstanceReference" type="xs:string"/>
+    <xs:element name="EntityId1" type="xs:string"/>
+    <xs:element name="EntityId2" type="xs:string"/>
+    <xs:element name="EntityId3" type="xs:string"/>
+    <xs:element name="EntityId4" type="xs:string"/>
+    <xs:element name="EntityId5" type="xs:string"/>
+    <xs:element name="Terms">
+      <xs:complexType>
+        <xs:sequence>
+          <xs:element ref="pc:TermInfo" minOccurs="0" maxOccurs="unbounded"/>
+        </xs:sequence>
+      </xs:complexType>
+    </xs:element>
+    <xs:element name="TermInfo">
+      <xs:complexType>
+        <xs:sequence>
+          <xs:element ref="pc:TermName" minOccurs="0"/>
+          <xs:element ref="pc:TermId" minOccurs="0"/>
+        </xs:sequence>
+      </xs:complexType>
+    </xs:element>
+    <xs:element name="TermName" type="xs:string"/>
+    <xs:element name="TermId" type="xs:string"/>
+  </xs:schema>
+</ct:contentTypeSchema>
+</file>
+
+<file path=customXml/item2.xml><?xml version="1.0" encoding="utf-8"?>
+<?mso-contentType ?>
+<FormTemplates xmlns="http://schemas.microsoft.com/sharepoint/v3/contenttype/forms">
+  <Display>DocumentLibraryForm</Display>
+  <Edit>DocumentLibraryForm</Edit>
+  <New>DocumentLibraryForm</New>
+</FormTemplates>
+</file>
+
+<file path=customXml/item3.xml><?xml version="1.0" encoding="utf-8"?>
+<p:properties xmlns:p="http://schemas.microsoft.com/office/2006/metadata/properties" xmlns:xsi="http://www.w3.org/2001/XMLSchema-instance" xmlns:pc="http://schemas.microsoft.com/office/infopath/2007/PartnerControls">
+  <documentManagement>
+    <lcf76f155ced4ddcb4097134ff3c332f xmlns="03e19825-731a-404b-84c3-310fff85d1a8">
+      <Terms xmlns="http://schemas.microsoft.com/office/infopath/2007/PartnerControls"/>
+    </lcf76f155ced4ddcb4097134ff3c332f>
+    <TaxCatchAll xmlns="a675dd88-c1ff-478a-b60f-ff004313760b" xsi:nil="true"/>
+  </documentManagement>
+</p:properties>
+</file>
+
+<file path=customXml/itemProps1.xml><?xml version="1.0" encoding="utf-8"?>
+<ds:datastoreItem xmlns:ds="http://schemas.openxmlformats.org/officeDocument/2006/customXml" ds:itemID="{DA16A043-EB03-42B3-9178-E60671E86C07}"/>
+</file>
+
+<file path=customXml/itemProps2.xml><?xml version="1.0" encoding="utf-8"?>
+<ds:datastoreItem xmlns:ds="http://schemas.openxmlformats.org/officeDocument/2006/customXml" ds:itemID="{2AA7249E-615E-40B3-A36B-C65D6F1FD699}"/>
+</file>
+
+<file path=customXml/itemProps3.xml><?xml version="1.0" encoding="utf-8"?>
+<ds:datastoreItem xmlns:ds="http://schemas.openxmlformats.org/officeDocument/2006/customXml" ds:itemID="{4E71D8C9-4B1B-4864-B4DC-3ACB606FB5C6}"/>
 </file>
--- a/www/user_guide.docx
+++ b/www/user_guide.docx
@@ -191,7 +191,7 @@
     </w:p>
     <w:bookmarkEnd w:id="11"/>
     <w:bookmarkEnd w:id="12"/>
-    <w:bookmarkStart w:id="21" w:name="preparing-your-data"/>
+    <w:bookmarkStart w:id="22" w:name="preparing-your-data"/>
     <w:p>
       <w:pPr>
         <w:pStyle w:val="Heading1"/>
@@ -831,24 +831,30 @@
       </w:r>
     </w:p>
     <w:bookmarkEnd w:id="18"/>
-    <w:bookmarkStart w:id="19" w:name="obtaining-uncertainty-estimates"/>
+    <w:bookmarkStart w:id="19" w:name="if-you-already-measured-feed-intake"/>
     <w:p>
       <w:pPr>
         <w:pStyle w:val="Heading2"/>
       </w:pPr>
       <w:r>
-        <w:t xml:space="preserve">Obtaining uncertainty estimates</w:t>
+        <w:t xml:space="preserve">If you already measured feed intake</w:t>
       </w:r>
     </w:p>
     <w:p>
       <w:pPr>
         <w:pStyle w:val="FirstParagraph"/>
       </w:pPr>
-    </w:p>
-    <w:p>
-      <w:pPr>
-        <w:pStyle w:val="BodyText"/>
-      </w:pPr>
+      <w:r>
+        <w:t xml:space="preserve">Most inventories let the tool work out how much each animal eats, from body weight, growth, milk yield, pregnancy and activity. If your own data already measures intake, you can supply it instead and skip that step.</w:t>
+      </w:r>
+    </w:p>
+    <w:p>
+      <w:pPr>
+        <w:pStyle w:val="BodyText"/>
+      </w:pPr>
+      <w:r>
+        <w:t xml:space="preserve">Two optional rows appear for every sub-category in the Parameters sheet:</w:t>
+      </w:r>
     </w:p>
     <w:p>
       <w:pPr>
@@ -859,34 +865,7 @@
         </w:numPr>
       </w:pPr>
       <w:r>
-        <w:t xml:space="preserve">: If populations are estimated from representative livestock surveys, the survey sampling error may provide a direct estimate of uncertainty. The 95% confidence interval from a survey translates directly to the</w:t>
-      </w:r>
-      <w:r>
-        <w:t xml:space="preserve"> </w:t>
-      </w:r>
-      <w:r>
-        <w:t xml:space="preserve"> </w:t>
-      </w:r>
-      <w:r>
-        <w:t xml:space="preserve">and</w:t>
-      </w:r>
-      <w:r>
-        <w:t xml:space="preserve"> </w:t>
-      </w:r>
-      <w:r>
-        <w:t xml:space="preserve"> </w:t>
-      </w:r>
-      <w:r>
-        <w:t xml:space="preserve">bounds (or to</w:t>
-      </w:r>
-      <w:r>
-        <w:t xml:space="preserve"> </w:t>
-      </w:r>
-      <w:r>
-        <w:t xml:space="preserve"> </w:t>
-      </w:r>
-      <w:r>
-        <w:t xml:space="preserve">if symmetric).</w:t>
+        <w:t xml:space="preserve">: gross energy intake, in MJ per head per day.</w:t>
       </w:r>
     </w:p>
     <w:p>
@@ -898,24 +877,144 @@
         </w:numPr>
       </w:pPr>
       <w:r>
-        <w:t xml:space="preserve">: Ask the data provider to give a range within which they are 95% confident the true value falls.</w:t>
-      </w:r>
-    </w:p>
-    <w:p>
-      <w:pPr>
-        <w:pStyle w:val="Compact"/>
-        <w:numPr>
-          <w:ilvl w:val="0"/>
-          <w:numId w:val="1007"/>
-        </w:numPr>
-      </w:pPr>
-      <w:r>
-        <w:t xml:space="preserve">: IPCC 2019 Refinement Chapter 11 provides uncertainty ranges for key emission factors. Use these as the starting point if no country-specific data is available.</w:t>
+        <w:t xml:space="preserve">: dry matter intake, in kg per head per day. Used only when</w:t>
+      </w:r>
+      <w:r>
+        <w:t xml:space="preserve"> </w:t>
+      </w:r>
+      <w:r>
+        <w:t xml:space="preserve"> </w:t>
+      </w:r>
+      <w:r>
+        <w:t xml:space="preserve">is not given, and converted at the IPCC factor of 18.45 MJ per kg.</w:t>
       </w:r>
     </w:p>
     <w:p>
       <w:pPr>
         <w:pStyle w:val="FirstParagraph"/>
+      </w:pPr>
+      <w:r>
+        <w:t xml:space="preserve"> </w:t>
+      </w:r>
+      <w:r>
+        <w:t xml:space="preserve">A blank cell means</w:t>
+      </w:r>
+      <w:r>
+        <w:t xml:space="preserve"> </w:t>
+      </w:r>
+      <w:r>
+        <w:t xml:space="preserve">“calculate it from the animal performance data”</w:t>
+      </w:r>
+      <w:r>
+        <w:t xml:space="preserve">, which is the normal case and exactly what earlier versions of the tool did. Fill them in only for the sub-categories where you actually have a figure; you can mix measured and calculated groups in the same inventory. If you enter both,</w:t>
+      </w:r>
+      <w:r>
+        <w:t xml:space="preserve"> </w:t>
+      </w:r>
+      <w:r>
+        <w:t xml:space="preserve"> </w:t>
+      </w:r>
+      <w:r>
+        <w:t xml:space="preserve">is used, because it carries your own measured energy density rather than the IPCC average.</w:t>
+      </w:r>
+    </w:p>
+    <w:p>
+      <w:pPr>
+        <w:pStyle w:val="BodyText"/>
+      </w:pPr>
+      <w:r>
+        <w:t xml:space="preserve"> </w:t>
+      </w:r>
+      <w:r>
+        <w:t xml:space="preserve">This surprises people, so it is worth being explicit. A measured gross energy replaces the energy calculation, not the nitrogen calculation. Nitrogen excretion works by subtracting the nitrogen retained in milk and in weight gain from the nitrogen eaten, so those inputs still drive your nitrous oxide numbers. Digestibility (</w:t>
+      </w:r>
+      <w:r>
+        <w:t xml:space="preserve">) is still needed too: once you supply</w:t>
+      </w:r>
+      <w:r>
+        <w:t xml:space="preserve"> </w:t>
+      </w:r>
+      <w:r>
+        <w:t xml:space="preserve"> </w:t>
+      </w:r>
+      <w:r>
+        <w:t xml:space="preserve">it no longer affects enteric methane, but it still decides how much of the feed passes through undigested and becomes manure, and therefore manure methane.</w:t>
+      </w:r>
+    </w:p>
+    <w:p>
+      <w:pPr>
+        <w:pStyle w:val="BodyText"/>
+      </w:pPr>
+      <w:r>
+        <w:t xml:space="preserve"> </w:t>
+      </w:r>
+      <w:r>
+        <w:t xml:space="preserve">The results table has an</w:t>
+      </w:r>
+      <w:r>
+        <w:t xml:space="preserve"> </w:t>
+      </w:r>
+      <w:r>
+        <w:t xml:space="preserve"> </w:t>
+      </w:r>
+      <w:r>
+        <w:t xml:space="preserve">column showing, for each group, whether the figure was calculated (</w:t>
+      </w:r>
+      <w:r>
+        <w:t xml:space="preserve">“Energy balance”</w:t>
+      </w:r>
+      <w:r>
+        <w:t xml:space="preserve">) or supplied (</w:t>
+      </w:r>
+      <w:r>
+        <w:t xml:space="preserve">“Measured GE”</w:t>
+      </w:r>
+      <w:r>
+        <w:t xml:space="preserve"> </w:t>
+      </w:r>
+      <w:r>
+        <w:t xml:space="preserve">or</w:t>
+      </w:r>
+      <w:r>
+        <w:t xml:space="preserve"> </w:t>
+      </w:r>
+      <w:r>
+        <w:t xml:space="preserve">“Measured DMI”</w:t>
+      </w:r>
+      <w:r>
+        <w:t xml:space="preserve">). The same information appears in the run settings of the Excel download and in the Word report, so anyone reviewing your inventory can see how each number was produced. If a group mixes both, it is reported as</w:t>
+      </w:r>
+      <w:r>
+        <w:t xml:space="preserve"> </w:t>
+      </w:r>
+      <w:r>
+        <w:t xml:space="preserve">“Mixed”</w:t>
+      </w:r>
+      <w:r>
+        <w:t xml:space="preserve"> </w:t>
+      </w:r>
+      <w:r>
+        <w:t xml:space="preserve">rather than being labelled with one method.</w:t>
+      </w:r>
+    </w:p>
+    <w:bookmarkEnd w:id="19"/>
+    <w:bookmarkStart w:id="20" w:name="obtaining-uncertainty-estimates"/>
+    <w:p>
+      <w:pPr>
+        <w:pStyle w:val="Heading2"/>
+      </w:pPr>
+      <w:r>
+        <w:t xml:space="preserve">Obtaining uncertainty estimates</w:t>
+      </w:r>
+    </w:p>
+    <w:p>
+      <w:pPr>
+        <w:pStyle w:val="FirstParagraph"/>
+      </w:pPr>
+    </w:p>
+    <w:p>
+      <w:pPr>
+        <w:pStyle w:val="BodyText"/>
       </w:pPr>
     </w:p>
     <w:p>
@@ -927,7 +1026,34 @@
         </w:numPr>
       </w:pPr>
       <w:r>
-        <w:t xml:space="preserve">: If you used a country-specific value from a published study, the study’s reported confidence interval or standard deviation can be used.</w:t>
+        <w:t xml:space="preserve">: If populations are estimated from representative livestock surveys, the survey sampling error may provide a direct estimate of uncertainty. The 95% confidence interval from a survey translates directly to the</w:t>
+      </w:r>
+      <w:r>
+        <w:t xml:space="preserve"> </w:t>
+      </w:r>
+      <w:r>
+        <w:t xml:space="preserve"> </w:t>
+      </w:r>
+      <w:r>
+        <w:t xml:space="preserve">and</w:t>
+      </w:r>
+      <w:r>
+        <w:t xml:space="preserve"> </w:t>
+      </w:r>
+      <w:r>
+        <w:t xml:space="preserve"> </w:t>
+      </w:r>
+      <w:r>
+        <w:t xml:space="preserve">bounds (or to</w:t>
+      </w:r>
+      <w:r>
+        <w:t xml:space="preserve"> </w:t>
+      </w:r>
+      <w:r>
+        <w:t xml:space="preserve"> </w:t>
+      </w:r>
+      <w:r>
+        <w:t xml:space="preserve">if symmetric).</w:t>
       </w:r>
     </w:p>
     <w:p>
@@ -939,28 +1065,7 @@
         </w:numPr>
       </w:pPr>
       <w:r>
-        <w:t xml:space="preserve">: IPCC 2019 Refinement (Vol.4 Ch.10 / Ch.11) gives uncertainty percentages or lower / upper bounds for several parameters (e.g. EF</w:t>
-      </w:r>
-      <w:r>
-        <w:t xml:space="preserve">, Ym, MCF). The template pre-fills these where IPCC publishes them; where IPCC does not publish an uncertainty range, the template falls back to ranges from Penman</w:t>
-      </w:r>
-      <w:r>
-        <w:t xml:space="preserve"> </w:t>
-      </w:r>
-      <w:r>
-        <w:t xml:space="preserve"> </w:t>
-      </w:r>
-      <w:r>
-        <w:t xml:space="preserve">(2000) and Monni</w:t>
-      </w:r>
-      <w:r>
-        <w:t xml:space="preserve"> </w:t>
-      </w:r>
-      <w:r>
-        <w:t xml:space="preserve"> </w:t>
-      </w:r>
-      <w:r>
-        <w:t xml:space="preserve">(2007), these are clearly distinguished in the template footnotes.</w:t>
+        <w:t xml:space="preserve">: Ask the data provider to give a range within which they are 95% confident the true value falls.</w:t>
       </w:r>
     </w:p>
     <w:p>
@@ -972,76 +1077,13 @@
         </w:numPr>
       </w:pPr>
       <w:r>
-        <w:t xml:space="preserve">: Ask the expert who provided the value to estimate the plausible range.</w:t>
+        <w:t xml:space="preserve">: IPCC 2019 Refinement Chapter 11 provides uncertainty ranges for key emission factors. Use these as the starting point if no country-specific data is available.</w:t>
       </w:r>
     </w:p>
     <w:p>
       <w:pPr>
         <w:pStyle w:val="FirstParagraph"/>
       </w:pPr>
-      <w:r>
-        <w:t xml:space="preserve">If you genuinely have no information about a parameter’s uncertainty, a reasonable default for emission factors is</w:t>
-      </w:r>
-      <w:r>
-        <w:t xml:space="preserve"> </w:t>
-      </w:r>
-      <w:r>
-        <w:t xml:space="preserve">20–40%. For population data with census-based estimates,</w:t>
-      </w:r>
-      <w:r>
-        <w:t xml:space="preserve"> </w:t>
-      </w:r>
-      <w:r>
-        <w:t xml:space="preserve">5–15% is typical.</w:t>
-      </w:r>
-    </w:p>
-    <w:bookmarkEnd w:id="19"/>
-    <w:bookmarkStart w:id="20" w:name="choosing-a-distribution"/>
-    <w:p>
-      <w:pPr>
-        <w:pStyle w:val="Heading2"/>
-      </w:pPr>
-      <w:r>
-        <w:t xml:space="preserve">Choosing a distribution</w:t>
-      </w:r>
-    </w:p>
-    <w:p>
-      <w:pPr>
-        <w:pStyle w:val="FirstParagraph"/>
-      </w:pPr>
-    </w:p>
-    <w:p>
-      <w:r>
-        <w:br w:type="page"/>
-      </w:r>
-    </w:p>
-    <w:bookmarkEnd w:id="20"/>
-    <w:bookmarkEnd w:id="21"/>
-    <w:bookmarkStart w:id="24" w:name="loading-your-data-tab-1-data-input"/>
-    <w:p>
-      <w:pPr>
-        <w:pStyle w:val="Heading1"/>
-      </w:pPr>
-      <w:r>
-        <w:t xml:space="preserve">Loading your data (Tab 1: Data Input)</w:t>
-      </w:r>
-    </w:p>
-    <w:bookmarkStart w:id="22" w:name="using-the-example-datasets"/>
-    <w:p>
-      <w:pPr>
-        <w:pStyle w:val="Heading2"/>
-      </w:pPr>
-      <w:r>
-        <w:t xml:space="preserve">Using the example datasets</w:t>
-      </w:r>
-    </w:p>
-    <w:p>
-      <w:pPr>
-        <w:pStyle w:val="FirstParagraph"/>
-      </w:pPr>
-      <w:r>
-        <w:t xml:space="preserve">Two built-in example datasets are included to let you explore the tool without uploading your own data:</w:t>
-      </w:r>
     </w:p>
     <w:p>
       <w:pPr>
@@ -1052,7 +1094,7 @@
         </w:numPr>
       </w:pPr>
       <w:r>
-        <w:t xml:space="preserve">: A fictional East African highland dairy system, 12 parameters, dairy/cows, including a synthetic 5-year time series.</w:t>
+        <w:t xml:space="preserve">: If you used a country-specific value from a published study, the study’s reported confidence interval or standard deviation can be used.</w:t>
       </w:r>
     </w:p>
     <w:p>
@@ -1064,6 +1106,131 @@
         </w:numPr>
       </w:pPr>
       <w:r>
+        <w:t xml:space="preserve">: IPCC 2019 Refinement (Vol.4 Ch.10 / Ch.11) gives uncertainty percentages or lower / upper bounds for several parameters (e.g. EF</w:t>
+      </w:r>
+      <w:r>
+        <w:t xml:space="preserve">, Ym, MCF). The template pre-fills these where IPCC publishes them; where IPCC does not publish an uncertainty range, the template falls back to ranges from Penman</w:t>
+      </w:r>
+      <w:r>
+        <w:t xml:space="preserve"> </w:t>
+      </w:r>
+      <w:r>
+        <w:t xml:space="preserve"> </w:t>
+      </w:r>
+      <w:r>
+        <w:t xml:space="preserve">(2000) and Monni</w:t>
+      </w:r>
+      <w:r>
+        <w:t xml:space="preserve"> </w:t>
+      </w:r>
+      <w:r>
+        <w:t xml:space="preserve"> </w:t>
+      </w:r>
+      <w:r>
+        <w:t xml:space="preserve">(2007), these are clearly distinguished in the template footnotes.</w:t>
+      </w:r>
+    </w:p>
+    <w:p>
+      <w:pPr>
+        <w:pStyle w:val="Compact"/>
+        <w:numPr>
+          <w:ilvl w:val="0"/>
+          <w:numId w:val="1009"/>
+        </w:numPr>
+      </w:pPr>
+      <w:r>
+        <w:t xml:space="preserve">: Ask the expert who provided the value to estimate the plausible range.</w:t>
+      </w:r>
+    </w:p>
+    <w:p>
+      <w:pPr>
+        <w:pStyle w:val="FirstParagraph"/>
+      </w:pPr>
+      <w:r>
+        <w:t xml:space="preserve">If you genuinely have no information about a parameter’s uncertainty, a reasonable default for emission factors is</w:t>
+      </w:r>
+      <w:r>
+        <w:t xml:space="preserve"> </w:t>
+      </w:r>
+      <w:r>
+        <w:t xml:space="preserve">20–40%. For population data with census-based estimates,</w:t>
+      </w:r>
+      <w:r>
+        <w:t xml:space="preserve"> </w:t>
+      </w:r>
+      <w:r>
+        <w:t xml:space="preserve">5–15% is typical.</w:t>
+      </w:r>
+    </w:p>
+    <w:bookmarkEnd w:id="20"/>
+    <w:bookmarkStart w:id="21" w:name="choosing-a-distribution"/>
+    <w:p>
+      <w:pPr>
+        <w:pStyle w:val="Heading2"/>
+      </w:pPr>
+      <w:r>
+        <w:t xml:space="preserve">Choosing a distribution</w:t>
+      </w:r>
+    </w:p>
+    <w:p>
+      <w:pPr>
+        <w:pStyle w:val="FirstParagraph"/>
+      </w:pPr>
+    </w:p>
+    <w:p>
+      <w:r>
+        <w:br w:type="page"/>
+      </w:r>
+    </w:p>
+    <w:bookmarkEnd w:id="21"/>
+    <w:bookmarkEnd w:id="22"/>
+    <w:bookmarkStart w:id="25" w:name="loading-your-data-tab-1-data-input"/>
+    <w:p>
+      <w:pPr>
+        <w:pStyle w:val="Heading1"/>
+      </w:pPr>
+      <w:r>
+        <w:t xml:space="preserve">Loading your data (Tab 1: Data Input)</w:t>
+      </w:r>
+    </w:p>
+    <w:bookmarkStart w:id="23" w:name="using-the-example-datasets"/>
+    <w:p>
+      <w:pPr>
+        <w:pStyle w:val="Heading2"/>
+      </w:pPr>
+      <w:r>
+        <w:t xml:space="preserve">Using the example datasets</w:t>
+      </w:r>
+    </w:p>
+    <w:p>
+      <w:pPr>
+        <w:pStyle w:val="FirstParagraph"/>
+      </w:pPr>
+      <w:r>
+        <w:t xml:space="preserve">Two built-in example datasets are included to let you explore the tool without uploading your own data:</w:t>
+      </w:r>
+    </w:p>
+    <w:p>
+      <w:pPr>
+        <w:pStyle w:val="Compact"/>
+        <w:numPr>
+          <w:ilvl w:val="0"/>
+          <w:numId w:val="1010"/>
+        </w:numPr>
+      </w:pPr>
+      <w:r>
+        <w:t xml:space="preserve">: A fictional East African highland dairy system, 12 parameters, dairy/cows, including a synthetic 5-year time series.</w:t>
+      </w:r>
+    </w:p>
+    <w:p>
+      <w:pPr>
+        <w:pStyle w:val="Compact"/>
+        <w:numPr>
+          <w:ilvl w:val="0"/>
+          <w:numId w:val="1010"/>
+        </w:numPr>
+      </w:pPr>
+      <w:r>
         <w:t xml:space="preserve">: A fictional semi-arid pastoral beef system, 11 parameters, non-dairy/breeding cows, including a synthetic 5-year time series.</w:t>
       </w:r>
     </w:p>
@@ -1087,8 +1254,8 @@
         <w:t xml:space="preserve">dropdown. The tool loads the data immediately and you can proceed directly to Tab 2.</w:t>
       </w:r>
     </w:p>
-    <w:bookmarkEnd w:id="22"/>
-    <w:bookmarkStart w:id="23" w:name="uploading-your-own-data"/>
+    <w:bookmarkEnd w:id="23"/>
+    <w:bookmarkStart w:id="24" w:name="uploading-your-own-data"/>
     <w:p>
       <w:pPr>
         <w:pStyle w:val="Heading2"/>
@@ -1120,7 +1287,7 @@
         <w:pStyle w:val="Compact"/>
         <w:numPr>
           <w:ilvl w:val="0"/>
-          <w:numId w:val="1010"/>
+          <w:numId w:val="1011"/>
         </w:numPr>
       </w:pPr>
       <w:r>
@@ -1132,7 +1299,7 @@
         <w:pStyle w:val="Compact"/>
         <w:numPr>
           <w:ilvl w:val="0"/>
-          <w:numId w:val="1010"/>
+          <w:numId w:val="1011"/>
         </w:numPr>
       </w:pPr>
       <w:r>
@@ -1164,7 +1331,7 @@
         <w:pStyle w:val="Compact"/>
         <w:numPr>
           <w:ilvl w:val="0"/>
-          <w:numId w:val="1011"/>
+          <w:numId w:val="1012"/>
         </w:numPr>
       </w:pPr>
       <w:r>
@@ -1188,7 +1355,7 @@
         <w:pStyle w:val="Compact"/>
         <w:numPr>
           <w:ilvl w:val="0"/>
-          <w:numId w:val="1011"/>
+          <w:numId w:val="1012"/>
         </w:numPr>
       </w:pPr>
       <w:r>
@@ -1216,7 +1383,7 @@
         <w:pStyle w:val="Compact"/>
         <w:numPr>
           <w:ilvl w:val="0"/>
-          <w:numId w:val="1011"/>
+          <w:numId w:val="1012"/>
         </w:numPr>
       </w:pPr>
       <w:r>
@@ -1247,7 +1414,7 @@
         <w:pStyle w:val="Compact"/>
         <w:numPr>
           <w:ilvl w:val="0"/>
-          <w:numId w:val="1011"/>
+          <w:numId w:val="1012"/>
         </w:numPr>
       </w:pPr>
       <w:r>
@@ -1285,7 +1452,7 @@
         <w:pStyle w:val="Compact"/>
         <w:numPr>
           <w:ilvl w:val="0"/>
-          <w:numId w:val="1011"/>
+          <w:numId w:val="1012"/>
         </w:numPr>
       </w:pPr>
       <w:r>
@@ -1341,9 +1508,9 @@
         <w:br w:type="page"/>
       </w:r>
     </w:p>
-    <w:bookmarkEnd w:id="23"/>
     <w:bookmarkEnd w:id="24"/>
-    <w:bookmarkStart w:id="28" w:name="reviewing-data-quality-tab-2-qaqc"/>
+    <w:bookmarkEnd w:id="25"/>
+    <w:bookmarkStart w:id="29" w:name="reviewing-data-quality-tab-2-qaqc"/>
     <w:p>
       <w:pPr>
         <w:pStyle w:val="Heading1"/>
@@ -1352,7 +1519,7 @@
         <w:t xml:space="preserve">Reviewing data quality (Tab 2: QA/QC)</w:t>
       </w:r>
     </w:p>
-    <w:bookmarkStart w:id="25" w:name="what-the-qaqc-checks-do"/>
+    <w:bookmarkStart w:id="26" w:name="what-the-qaqc-checks-do"/>
     <w:p>
       <w:pPr>
         <w:pStyle w:val="Heading2"/>
@@ -1456,8 +1623,8 @@
         <w:t xml:space="preserve">so you can verify the substitution. If multiple candidates match, the run is blocked with a clear error.</w:t>
       </w:r>
     </w:p>
-    <w:bookmarkEnd w:id="25"/>
-    <w:bookmarkStart w:id="26" w:name="what-to-do-for-each-status"/>
+    <w:bookmarkEnd w:id="26"/>
+    <w:bookmarkStart w:id="27" w:name="what-to-do-for-each-status"/>
     <w:p>
       <w:pPr>
         <w:pStyle w:val="Heading2"/>
@@ -1667,8 +1834,8 @@
         <w:t xml:space="preserve">Data input’), the values used will be documented in the final reports and stored in your data input file.</w:t>
       </w:r>
     </w:p>
-    <w:bookmarkEnd w:id="26"/>
-    <w:bookmarkStart w:id="27" w:name="documenting-deviations"/>
+    <w:bookmarkEnd w:id="27"/>
+    <w:bookmarkStart w:id="28" w:name="documenting-deviations"/>
     <w:p>
       <w:pPr>
         <w:pStyle w:val="Heading2"/>
@@ -1690,9 +1857,9 @@
         <w:br w:type="page"/>
       </w:r>
     </w:p>
-    <w:bookmarkEnd w:id="27"/>
     <w:bookmarkEnd w:id="28"/>
-    <w:bookmarkStart w:id="31" w:name="Xf2498949195d70a17f273cecd55e747eb1386c9"/>
+    <w:bookmarkEnd w:id="29"/>
+    <w:bookmarkStart w:id="32" w:name="Xf2498949195d70a17f273cecd55e747eb1386c9"/>
     <w:p>
       <w:pPr>
         <w:pStyle w:val="Heading1"/>
@@ -1701,7 +1868,7 @@
         <w:t xml:space="preserve">Reviewing uncertainty distributions (Tab 3: Uncertainty)</w:t>
       </w:r>
     </w:p>
-    <w:bookmarkStart w:id="29" w:name="the-parameter-table"/>
+    <w:bookmarkStart w:id="30" w:name="the-parameter-table"/>
     <w:p>
       <w:pPr>
         <w:pStyle w:val="Heading2"/>
@@ -1726,8 +1893,8 @@
         <w:t xml:space="preserve">You can edit values directly in the table. Clicking a cell opens an edit field.</w:t>
       </w:r>
     </w:p>
-    <w:bookmarkEnd w:id="29"/>
-    <w:bookmarkStart w:id="30" w:name="quick-set-buttons"/>
+    <w:bookmarkEnd w:id="30"/>
+    <w:bookmarkStart w:id="31" w:name="quick-set-buttons"/>
     <w:p>
       <w:pPr>
         <w:pStyle w:val="Heading2"/>
@@ -1757,9 +1924,9 @@
         <w:br w:type="page"/>
       </w:r>
     </w:p>
-    <w:bookmarkEnd w:id="30"/>
     <w:bookmarkEnd w:id="31"/>
-    <w:bookmarkStart w:id="39" w:name="correlations-tab-4-correlations"/>
+    <w:bookmarkEnd w:id="32"/>
+    <w:bookmarkStart w:id="40" w:name="correlations-tab-4-correlations"/>
     <w:p>
       <w:pPr>
         <w:pStyle w:val="Heading1"/>
@@ -1805,7 +1972,7 @@
         <w:t xml:space="preserve">link at the top of the Activity Data Correlations card on Tab 4. It opens a focused topic page in a new browser tab.</w:t>
       </w:r>
     </w:p>
-    <w:bookmarkStart w:id="32" w:name="why-correlations-matter"/>
+    <w:bookmarkStart w:id="33" w:name="why-correlations-matter"/>
     <w:p>
       <w:pPr>
         <w:pStyle w:val="Heading2"/>
@@ -1834,8 +2001,8 @@
         <w:t xml:space="preserve">setting) is a reasonable simplifying assumption. IPCC Approach 2 guidance recommends including known correlations where they exist.</w:t>
       </w:r>
     </w:p>
-    <w:bookmarkEnd w:id="32"/>
-    <w:bookmarkStart w:id="33" w:name="quick-guide-which-option-do-i-pick"/>
+    <w:bookmarkEnd w:id="33"/>
+    <w:bookmarkStart w:id="34" w:name="quick-guide-which-option-do-i-pick"/>
     <w:p>
       <w:pPr>
         <w:pStyle w:val="Heading2"/>
@@ -1864,8 +2031,8 @@
         <w:t xml:space="preserve">Advanced: manual entry’’ before you’ve uploaded a CSV), the radio choice appears greyed out with a short note explaining why. The tool also blocks the Run button with an explicit error if a no-data mode is somehow selected.</w:t>
       </w:r>
     </w:p>
-    <w:bookmarkEnd w:id="33"/>
-    <w:bookmarkStart w:id="34" w:name="Xe3904adf1a8d3f19911bbbf624a07a59ad2013f"/>
+    <w:bookmarkEnd w:id="34"/>
+    <w:bookmarkStart w:id="35" w:name="Xe3904adf1a8d3f19911bbbf624a07a59ad2013f"/>
     <w:p>
       <w:pPr>
         <w:pStyle w:val="Heading2"/>
@@ -1913,8 +2080,8 @@
         <w:t xml:space="preserve">. Selecting this lets you inspect the influence of the correlation options you chose.</w:t>
       </w:r>
     </w:p>
-    <w:bookmarkEnd w:id="34"/>
-    <w:bookmarkStart w:id="35" w:name="X9fbe3bf0ed716b849148a0169f61d962391b056"/>
+    <w:bookmarkEnd w:id="35"/>
+    <w:bookmarkStart w:id="36" w:name="X9fbe3bf0ed716b849148a0169f61d962391b056"/>
     <w:p>
       <w:pPr>
         <w:pStyle w:val="Heading2"/>
@@ -1931,8 +2098,8 @@
         <w:t xml:space="preserve">If you included a Parameter_TimeSeries sheet in your upload, the tool can compute historical correlations automatically:</w:t>
       </w:r>
     </w:p>
-    <w:bookmarkEnd w:id="35"/>
-    <w:bookmarkStart w:id="36" w:name="manual-correlation-matrix"/>
+    <w:bookmarkEnd w:id="36"/>
+    <w:bookmarkStart w:id="37" w:name="manual-correlation-matrix"/>
     <w:p>
       <w:pPr>
         <w:pStyle w:val="Heading2"/>
@@ -2144,8 +2311,8 @@
         <w:t xml:space="preserve">If your uploaded matrix omits a parameter that the simulation uses (for example, you upload a small matrix covering only the parameters you want correlated), every pair involving the omitted parameter is treated as independent: the simulation runs and uses the correlations you did provide, but it does not invent values for the missing ones. Equivalent rule for header typos: a misspelled row/column name is treated the same as a missing parameter, so the correlation simply does not take effect. This is intentional graceful degradation, not an error, so the easiest way to verify your matrix is being used as you expect is to use the downloadable templates above (which ship with all canonical names already in place).</w:t>
       </w:r>
     </w:p>
-    <w:bookmarkEnd w:id="36"/>
-    <w:bookmarkStart w:id="37" w:name="structural-defaults-expert-elicited"/>
+    <w:bookmarkEnd w:id="37"/>
+    <w:bookmarkStart w:id="38" w:name="structural-defaults-expert-elicited"/>
     <w:p>
       <w:pPr>
         <w:pStyle w:val="Heading2"/>
@@ -2179,8 +2346,8 @@
         <w:t xml:space="preserve">All other pairs are set to zero.</w:t>
       </w:r>
     </w:p>
-    <w:bookmarkEnd w:id="37"/>
-    <w:bookmarkStart w:id="38" w:name="coefficient-emission-factor-correlations"/>
+    <w:bookmarkEnd w:id="38"/>
+    <w:bookmarkStart w:id="39" w:name="coefficient-emission-factor-correlations"/>
     <w:p>
       <w:pPr>
         <w:pStyle w:val="Heading2"/>
@@ -2211,9 +2378,9 @@
         <w:br w:type="page"/>
       </w:r>
     </w:p>
-    <w:bookmarkEnd w:id="38"/>
     <w:bookmarkEnd w:id="39"/>
-    <w:bookmarkStart w:id="44" w:name="running-the-simulation-tab-5-simulate"/>
+    <w:bookmarkEnd w:id="40"/>
+    <w:bookmarkStart w:id="45" w:name="running-the-simulation-tab-5-simulate"/>
     <w:p>
       <w:pPr>
         <w:pStyle w:val="Heading1"/>
@@ -2222,7 +2389,7 @@
         <w:t xml:space="preserve">Running the simulation (Tab 5: Simulate)</w:t>
       </w:r>
     </w:p>
-    <w:bookmarkStart w:id="40" w:name="settings"/>
+    <w:bookmarkStart w:id="41" w:name="settings"/>
     <w:p>
       <w:pPr>
         <w:pStyle w:val="Heading2"/>
@@ -2306,8 +2473,8 @@
         <w:t xml:space="preserve">: Tick all sources applicable to your inventory. Unticked sources contribute zero emissions to the total. (Note: you can choose not to select enteric fermentation, but the Tier 2 input data for enteric fermentation should be supplied. Not selecting enteric fermentation means that the emissions and uncertainty of this emission source will not be reported in the results.)</w:t>
       </w:r>
     </w:p>
-    <w:bookmarkEnd w:id="40"/>
-    <w:bookmarkStart w:id="41" w:name="X18e631fcb5b21c13cd2a1ff2b22c533ae0ca5c3"/>
+    <w:bookmarkEnd w:id="41"/>
+    <w:bookmarkStart w:id="42" w:name="X18e631fcb5b21c13cd2a1ff2b22c533ae0ca5c3"/>
     <w:p>
       <w:pPr>
         <w:pStyle w:val="Heading2"/>
@@ -2424,8 +2591,8 @@
         <w:t xml:space="preserve">number of years. Use 5{,}000–10{,}000 iterations for trend runs in development and 25{,}000–30{,}000 for final reporting.</w:t>
       </w:r>
     </w:p>
-    <w:bookmarkEnd w:id="41"/>
-    <w:bookmarkStart w:id="42" w:name="running-the-simulation"/>
+    <w:bookmarkEnd w:id="42"/>
+    <w:bookmarkStart w:id="43" w:name="running-the-simulation"/>
     <w:p>
       <w:pPr>
         <w:pStyle w:val="Heading2"/>
@@ -2473,8 +2640,8 @@
         <w:t xml:space="preserve">again. The previous results are replaced automatically. If you need to change your input data (parameters, distributions, or correlations), go back to the relevant tab (Tab 1–4), make the change, then return to Tab 5 and re-run.</w:t>
       </w:r>
     </w:p>
-    <w:bookmarkEnd w:id="42"/>
-    <w:bookmarkStart w:id="43" w:name="convergence-diagnostics"/>
+    <w:bookmarkEnd w:id="43"/>
+    <w:bookmarkStart w:id="44" w:name="convergence-diagnostics"/>
     <w:p>
       <w:pPr>
         <w:pStyle w:val="Heading2"/>
@@ -2522,9 +2689,9 @@
         <w:br w:type="page"/>
       </w:r>
     </w:p>
-    <w:bookmarkEnd w:id="43"/>
     <w:bookmarkEnd w:id="44"/>
-    <w:bookmarkStart w:id="48" w:name="understanding-results-tab-5-results"/>
+    <w:bookmarkEnd w:id="45"/>
+    <w:bookmarkStart w:id="49" w:name="understanding-results-tab-5-results"/>
     <w:p>
       <w:pPr>
         <w:pStyle w:val="Heading1"/>
@@ -2533,7 +2700,7 @@
         <w:t xml:space="preserve">Understanding results (Tab 5: Results)</w:t>
       </w:r>
     </w:p>
-    <w:bookmarkStart w:id="45" w:name="headline-metrics"/>
+    <w:bookmarkStart w:id="46" w:name="headline-metrics"/>
     <w:p>
       <w:pPr>
         <w:pStyle w:val="Heading2"/>
@@ -2600,8 +2767,8 @@
         <w:t xml:space="preserve">eq. Single-cattle-type runs do not see this card.</w:t>
       </w:r>
     </w:p>
-    <w:bookmarkEnd w:id="45"/>
-    <w:bookmarkStart w:id="46" w:name="uncertainty-decomposition-ad-vs-ef"/>
+    <w:bookmarkEnd w:id="46"/>
+    <w:bookmarkStart w:id="47" w:name="uncertainty-decomposition-ad-vs-ef"/>
     <w:p>
       <w:pPr>
         <w:pStyle w:val="Heading2"/>
@@ -2638,8 +2805,8 @@
         <w:t xml:space="preserve">If AD uncertainty dominates, improving livestock population surveys would most effectively reduce total uncertainty. If EF uncertainty dominates, investing in country-specific EF measurement studies would be more impactful.</w:t>
       </w:r>
     </w:p>
-    <w:bookmarkEnd w:id="46"/>
-    <w:bookmarkStart w:id="47" w:name="by-system-and-by-category-breakdown"/>
+    <w:bookmarkEnd w:id="47"/>
+    <w:bookmarkStart w:id="48" w:name="by-system-and-by-category-breakdown"/>
     <w:p>
       <w:pPr>
         <w:pStyle w:val="Heading2"/>
@@ -2653,9 +2820,9 @@
         <w:br w:type="page"/>
       </w:r>
     </w:p>
-    <w:bookmarkEnd w:id="47"/>
     <w:bookmarkEnd w:id="48"/>
-    <w:bookmarkStart w:id="51" w:name="sensitivity-analysis-tab-6"/>
+    <w:bookmarkEnd w:id="49"/>
+    <w:bookmarkStart w:id="52" w:name="sensitivity-analysis-tab-6"/>
     <w:p>
       <w:pPr>
         <w:pStyle w:val="Heading1"/>
@@ -2664,7 +2831,7 @@
         <w:t xml:space="preserve">Sensitivity analysis (Tab 6)</w:t>
       </w:r>
     </w:p>
-    <w:bookmarkStart w:id="49" w:name="reading-the-tornado-chart"/>
+    <w:bookmarkStart w:id="50" w:name="reading-the-tornado-chart"/>
     <w:p>
       <w:pPr>
         <w:pStyle w:val="Heading2"/>
@@ -2759,8 +2926,8 @@
         <w:t xml:space="preserve">Bars are coloured by reducibility:</w:t>
       </w:r>
     </w:p>
-    <w:bookmarkEnd w:id="49"/>
-    <w:bookmarkStart w:id="50" w:name="src-vs-prcc"/>
+    <w:bookmarkEnd w:id="50"/>
+    <w:bookmarkStart w:id="51" w:name="src-vs-prcc"/>
     <w:p>
       <w:pPr>
         <w:pStyle w:val="Heading2"/>
@@ -2790,9 +2957,9 @@
         <w:br w:type="page"/>
       </w:r>
     </w:p>
-    <w:bookmarkEnd w:id="50"/>
     <w:bookmarkEnd w:id="51"/>
-    <w:bookmarkStart w:id="54" w:name="X2ba54ca5884145abcad3c99bb30ed5bdc2bac4a"/>
+    <w:bookmarkEnd w:id="52"/>
+    <w:bookmarkStart w:id="55" w:name="X2ba54ca5884145abcad3c99bb30ed5bdc2bac4a"/>
     <w:p>
       <w:pPr>
         <w:pStyle w:val="Heading1"/>
@@ -2801,7 +2968,7 @@
         <w:t xml:space="preserve">Generating the IPCC report (Tab 7: IPCC Report)</w:t>
       </w:r>
     </w:p>
-    <w:bookmarkStart w:id="52" w:name="ipcc-table-3.3"/>
+    <w:bookmarkStart w:id="53" w:name="ipcc-table-3.3"/>
     <w:p>
       <w:pPr>
         <w:pStyle w:val="Heading2"/>
@@ -2834,8 +3001,8 @@
         <w:pStyle w:val="BodyText"/>
       </w:pPr>
     </w:p>
-    <w:bookmarkEnd w:id="52"/>
-    <w:bookmarkStart w:id="53" w:name="downloads"/>
+    <w:bookmarkEnd w:id="53"/>
+    <w:bookmarkStart w:id="54" w:name="downloads"/>
     <w:p>
       <w:pPr>
         <w:pStyle w:val="Heading2"/>
@@ -2857,9 +3024,9 @@
         <w:br w:type="page"/>
       </w:r>
     </w:p>
-    <w:bookmarkEnd w:id="53"/>
     <w:bookmarkEnd w:id="54"/>
-    <w:bookmarkStart w:id="57" w:name="ipcc-reporting-conventions"/>
+    <w:bookmarkEnd w:id="55"/>
+    <w:bookmarkStart w:id="58" w:name="ipcc-reporting-conventions"/>
     <w:p>
       <w:pPr>
         <w:pStyle w:val="Heading1"/>
@@ -2868,7 +3035,7 @@
         <w:t xml:space="preserve">IPCC reporting conventions</w:t>
       </w:r>
     </w:p>
-    <w:bookmarkStart w:id="55" w:name="X692dfd781b148508861911884c67f0528714cad"/>
+    <w:bookmarkStart w:id="56" w:name="X692dfd781b148508861911884c67f0528714cad"/>
     <w:p>
       <w:pPr>
         <w:pStyle w:val="Heading2"/>
@@ -2893,8 +3060,8 @@
         <w:t xml:space="preserve">The methodology PDF (available on the Resources tab) provides a complete technical description of the equations, sampling approach, and convergence assessment that can be referenced in your national inventory report.</w:t>
       </w:r>
     </w:p>
-    <w:bookmarkEnd w:id="55"/>
-    <w:bookmarkStart w:id="56" w:name="what-ipcc-expert-reviewers-will-check"/>
+    <w:bookmarkEnd w:id="56"/>
+    <w:bookmarkStart w:id="57" w:name="what-ipcc-expert-reviewers-will-check"/>
     <w:p>
       <w:pPr>
         <w:pStyle w:val="Heading2"/>
@@ -2916,9 +3083,9 @@
         <w:br w:type="page"/>
       </w:r>
     </w:p>
-    <w:bookmarkEnd w:id="56"/>
     <w:bookmarkEnd w:id="57"/>
-    <w:bookmarkStart w:id="58" w:name="X53b8655afe9f6f962a77d331658f1061377ceb0"/>
+    <w:bookmarkEnd w:id="58"/>
+    <w:bookmarkStart w:id="59" w:name="X53b8655afe9f6f962a77d331658f1061377ceb0"/>
     <w:p>
       <w:pPr>
         <w:pStyle w:val="Heading1"/>
@@ -3123,7 +3290,7 @@
         <w:pStyle w:val="BodyText"/>
       </w:pPr>
     </w:p>
-    <w:bookmarkEnd w:id="58"/>
+    <w:bookmarkEnd w:id="59"/>
     <w:sectPr>
       <w:footnotePr>
         <w:numRestart w:val="eachSect"/>
@@ -3510,6 +3677,9 @@
     <w:abstractNumId w:val="991"/>
   </w:num>
   <w:num w:numId="1011">
+    <w:abstractNumId w:val="991"/>
+  </w:num>
+  <w:num w:numId="1012">
     <w:abstractNumId w:val="99411"/>
     <w:lvlOverride w:ilvl="0">
       <w:startOverride w:val="1"/>
@@ -4988,13 +5158,13 @@
 </file>
 
 <file path=customXml/itemProps1.xml><?xml version="1.0" encoding="utf-8"?>
-<ds:datastoreItem xmlns:ds="http://schemas.openxmlformats.org/officeDocument/2006/customXml" ds:itemID="{DA16A043-EB03-42B3-9178-E60671E86C07}"/>
+<ds:datastoreItem xmlns:ds="http://schemas.openxmlformats.org/officeDocument/2006/customXml" ds:itemID="{AD994462-D70B-418D-9D3F-8855F18B3ACF}"/>
 </file>
 
 <file path=customXml/itemProps2.xml><?xml version="1.0" encoding="utf-8"?>
-<ds:datastoreItem xmlns:ds="http://schemas.openxmlformats.org/officeDocument/2006/customXml" ds:itemID="{2AA7249E-615E-40B3-A36B-C65D6F1FD699}"/>
+<ds:datastoreItem xmlns:ds="http://schemas.openxmlformats.org/officeDocument/2006/customXml" ds:itemID="{D9BCD51E-F32F-4EAA-86CE-A28250F70A1A}"/>
 </file>
 
 <file path=customXml/itemProps3.xml><?xml version="1.0" encoding="utf-8"?>
-<ds:datastoreItem xmlns:ds="http://schemas.openxmlformats.org/officeDocument/2006/customXml" ds:itemID="{4E71D8C9-4B1B-4864-B4DC-3ACB606FB5C6}"/>
+<ds:datastoreItem xmlns:ds="http://schemas.openxmlformats.org/officeDocument/2006/customXml" ds:itemID="{F462CE9E-A2D9-4556-AFD9-C2DA1AA6B71C}"/>
 </file>
--- a/www/user_guide.docx
+++ b/www/user_guide.docx
@@ -1926,7 +1926,7 @@
     </w:p>
     <w:bookmarkEnd w:id="31"/>
     <w:bookmarkEnd w:id="32"/>
-    <w:bookmarkStart w:id="40" w:name="correlations-tab-4-correlations"/>
+    <w:bookmarkStart w:id="41" w:name="correlations-tab-4-correlations"/>
     <w:p>
       <w:pPr>
         <w:pStyle w:val="Heading1"/>
@@ -1986,23 +1986,157 @@
         <w:pStyle w:val="FirstParagraph"/>
       </w:pPr>
       <w:r>
-        <w:t xml:space="preserve">If multiple parameters tend to move together (e.g. larger animals also tend to produce more milk), ignoring this relationship underestimates the uncertainty in the total emission estimate. For most Tier 2 analyses, ignoring correlations (the default</w:t>
-      </w:r>
-      <w:r>
-        <w:t xml:space="preserve"> </w:t>
-      </w:r>
-      <w:r>
-        <w:t xml:space="preserve">“No correlations”</w:t>
-      </w:r>
-      <w:r>
-        <w:t xml:space="preserve"> </w:t>
-      </w:r>
-      <w:r>
-        <w:t xml:space="preserve">setting) is a reasonable simplifying assumption. IPCC Approach 2 guidance recommends including known correlations where they exist.</w:t>
+        <w:t xml:space="preserve">There are two different things called</w:t>
+      </w:r>
+      <w:r>
+        <w:t xml:space="preserve"> </w:t>
+      </w:r>
+      <w:r>
+        <w:t xml:space="preserve">“correlation”</w:t>
+      </w:r>
+      <w:r>
+        <w:t xml:space="preserve"> </w:t>
+      </w:r>
+      <w:r>
+        <w:t xml:space="preserve">on this page, and they matter to very different degrees.</w:t>
+      </w:r>
+    </w:p>
+    <w:p>
+      <w:pPr>
+        <w:pStyle w:val="BodyText"/>
+      </w:pPr>
+      <w:r>
+        <w:t xml:space="preserve"> </w:t>
+      </w:r>
+      <w:r>
+        <w:t xml:space="preserve">If two parameters tend to move together (e.g. larger animals also tend to produce more milk), ignoring the relationship understates the uncertainty in the total. For most Tier 2 analyses this is a modest effect, typically a few percentage points, and ignoring it is a reasonable simplifying assumption. IPCC Approach 2 guidance recommends including known correlations where they exist.</w:t>
+      </w:r>
+    </w:p>
+    <w:p>
+      <w:pPr>
+        <w:pStyle w:val="BodyText"/>
+      </w:pPr>
+      <w:r>
+        <w:t xml:space="preserve"> </w:t>
+      </w:r>
+      <w:r>
+        <w:t xml:space="preserve">This one is not modest. If several of your groups carry the</w:t>
+      </w:r>
+      <w:r>
+        <w:t xml:space="preserve"> </w:t>
+      </w:r>
+      <w:r>
+        <w:t xml:space="preserve"> </w:t>
+      </w:r>
+      <w:r>
+        <w:t xml:space="preserve">number for a coefficient, because it came from one IPCC default or one regional study, then that is a single estimate applied many times. If it is wrong, every group is wrong in the same direction at once, and nothing cancels. Sampling each group independently instead makes the errors average each other out, and the reported uncertainty falls as the inventory is split more finely.</w:t>
+      </w:r>
+    </w:p>
+    <w:p>
+      <w:pPr>
+        <w:pStyle w:val="BodyText"/>
+      </w:pPr>
+      <w:r>
+        <w:t xml:space="preserve">The size of this effect is easy to underestimate. On a test inventory where the herd, the parameters and the uncertainty inputs were all held fixed and</w:t>
+      </w:r>
+      <w:r>
+        <w:t xml:space="preserve"> </w:t>
+      </w:r>
+      <w:r>
+        <w:t xml:space="preserve"> </w:t>
+      </w:r>
+      <w:r>
+        <w:t xml:space="preserve">the number of groups changed, the reported 95% margin of error fell from 25.1% on a single group to 1.5% on 251 groups. Nothing about the data had changed; only the disaggregation had. This is why</w:t>
+      </w:r>
+      <w:r>
+        <w:t xml:space="preserve"> </w:t>
+      </w:r>
+      <w:r>
+        <w:t xml:space="preserve"> </w:t>
+      </w:r>
+      <w:r>
+        <w:t xml:space="preserve">defaults to treating a shared value as one estimate, and why you should normally leave it there. IPCC 2019 Refinement Vol.1 Ch.3 makes the same point: subcategories</w:t>
+      </w:r>
+      <w:r>
+        <w:t xml:space="preserve"> </w:t>
+      </w:r>
+      <w:r>
+        <w:t xml:space="preserve">“can be highly correlated, because either the AD are derived from the same source or the EFs have parameters in common”</w:t>
+      </w:r>
+      <w:r>
+        <w:t xml:space="preserve">.</w:t>
       </w:r>
     </w:p>
     <w:bookmarkEnd w:id="33"/>
-    <w:bookmarkStart w:id="34" w:name="quick-guide-which-option-do-i-pick"/>
+    <w:bookmarkStart w:id="34" w:name="inputs-shared-between-groups"/>
+    <w:p>
+      <w:pPr>
+        <w:pStyle w:val="Heading2"/>
+      </w:pPr>
+      <w:r>
+        <w:t xml:space="preserve">Inputs shared between groups</w:t>
+      </w:r>
+    </w:p>
+    <w:p>
+      <w:pPr>
+        <w:pStyle w:val="FirstParagraph"/>
+      </w:pPr>
+      <w:r>
+        <w:t xml:space="preserve">This setting sits below the correlation heatmap and has two options.</w:t>
+      </w:r>
+    </w:p>
+    <w:p>
+      <w:pPr>
+        <w:pStyle w:val="BodyText"/>
+      </w:pPr>
+      <w:r>
+        <w:t xml:space="preserve"> </w:t>
+      </w:r>
+      <w:r>
+        <w:t xml:space="preserve">(the default, and the right answer for nearly every inventory). Where several groups carry the same number for a coefficient, the tool draws it once and applies that draw to all of them. Their errors then move together, which is what actually happens when one estimate is reused.</w:t>
+      </w:r>
+    </w:p>
+    <w:p>
+      <w:pPr>
+        <w:pStyle w:val="BodyText"/>
+      </w:pPr>
+      <w:r>
+        <w:t xml:space="preserve">. Each group redraws every coefficient on its own. This is correct only when each group’s values really were estimated separately, which is unusual. It is kept so you can reproduce a previous run or see the size of the effect on your own data.</w:t>
+      </w:r>
+    </w:p>
+    <w:p>
+      <w:pPr>
+        <w:pStyle w:val="BodyText"/>
+      </w:pPr>
+      <w:r>
+        <w:t xml:space="preserve">Underneath the control, the tool tells you what it found, for example</w:t>
+      </w:r>
+      <w:r>
+        <w:t xml:space="preserve"> </w:t>
+      </w:r>
+      <w:r>
+        <w:t xml:space="preserve">. If that list is empty, nothing in your inventory is shared and the setting changes nothing.</w:t>
+      </w:r>
+    </w:p>
+    <w:p>
+      <w:pPr>
+        <w:pStyle w:val="BodyText"/>
+      </w:pPr>
+      <w:r>
+        <w:t xml:space="preserve">Two things to expect. First, the reported margin of error will usually be</w:t>
+      </w:r>
+      <w:r>
+        <w:t xml:space="preserve"> </w:t>
+      </w:r>
+      <w:r>
+        <w:t xml:space="preserve"> </w:t>
+      </w:r>
+      <w:r>
+        <w:t xml:space="preserve">with the default than with independent groups. That is the correction, not a regression: the smaller figure was an artefact of splitting the inventory. Second, the tool decides what is shared by looking for identical values, so if you genuinely have a separate estimate per group, enter your own numbers and those groups will be treated independently automatically.</w:t>
+      </w:r>
+    </w:p>
+    <w:bookmarkEnd w:id="34"/>
+    <w:bookmarkStart w:id="35" w:name="quick-guide-which-option-do-i-pick"/>
     <w:p>
       <w:pPr>
         <w:pStyle w:val="Heading2"/>
@@ -2031,8 +2165,8 @@
         <w:t xml:space="preserve">Advanced: manual entry’’ before you’ve uploaded a CSV), the radio choice appears greyed out with a short note explaining why. The tool also blocks the Run button with an explicit error if a no-data mode is somehow selected.</w:t>
       </w:r>
     </w:p>
-    <w:bookmarkEnd w:id="34"/>
-    <w:bookmarkStart w:id="35" w:name="Xe3904adf1a8d3f19911bbbf624a07a59ad2013f"/>
+    <w:bookmarkEnd w:id="35"/>
+    <w:bookmarkStart w:id="36" w:name="Xe3904adf1a8d3f19911bbbf624a07a59ad2013f"/>
     <w:p>
       <w:pPr>
         <w:pStyle w:val="Heading2"/>
@@ -2080,8 +2214,8 @@
         <w:t xml:space="preserve">. Selecting this lets you inspect the influence of the correlation options you chose.</w:t>
       </w:r>
     </w:p>
-    <w:bookmarkEnd w:id="35"/>
-    <w:bookmarkStart w:id="36" w:name="X9fbe3bf0ed716b849148a0169f61d962391b056"/>
+    <w:bookmarkEnd w:id="36"/>
+    <w:bookmarkStart w:id="37" w:name="X9fbe3bf0ed716b849148a0169f61d962391b056"/>
     <w:p>
       <w:pPr>
         <w:pStyle w:val="Heading2"/>
@@ -2098,8 +2232,8 @@
         <w:t xml:space="preserve">If you included a Parameter_TimeSeries sheet in your upload, the tool can compute historical correlations automatically:</w:t>
       </w:r>
     </w:p>
-    <w:bookmarkEnd w:id="36"/>
-    <w:bookmarkStart w:id="37" w:name="manual-correlation-matrix"/>
+    <w:bookmarkEnd w:id="37"/>
+    <w:bookmarkStart w:id="38" w:name="manual-correlation-matrix"/>
     <w:p>
       <w:pPr>
         <w:pStyle w:val="Heading2"/>
@@ -2311,8 +2445,8 @@
         <w:t xml:space="preserve">If your uploaded matrix omits a parameter that the simulation uses (for example, you upload a small matrix covering only the parameters you want correlated), every pair involving the omitted parameter is treated as independent: the simulation runs and uses the correlations you did provide, but it does not invent values for the missing ones. Equivalent rule for header typos: a misspelled row/column name is treated the same as a missing parameter, so the correlation simply does not take effect. This is intentional graceful degradation, not an error, so the easiest way to verify your matrix is being used as you expect is to use the downloadable templates above (which ship with all canonical names already in place).</w:t>
       </w:r>
     </w:p>
-    <w:bookmarkEnd w:id="37"/>
-    <w:bookmarkStart w:id="38" w:name="structural-defaults-expert-elicited"/>
+    <w:bookmarkEnd w:id="38"/>
+    <w:bookmarkStart w:id="39" w:name="structural-defaults-expert-elicited"/>
     <w:p>
       <w:pPr>
         <w:pStyle w:val="Heading2"/>
@@ -2346,8 +2480,8 @@
         <w:t xml:space="preserve">All other pairs are set to zero.</w:t>
       </w:r>
     </w:p>
-    <w:bookmarkEnd w:id="38"/>
-    <w:bookmarkStart w:id="39" w:name="coefficient-emission-factor-correlations"/>
+    <w:bookmarkEnd w:id="39"/>
+    <w:bookmarkStart w:id="40" w:name="coefficient-emission-factor-correlations"/>
     <w:p>
       <w:pPr>
         <w:pStyle w:val="Heading2"/>
@@ -2378,9 +2512,9 @@
         <w:br w:type="page"/>
       </w:r>
     </w:p>
-    <w:bookmarkEnd w:id="39"/>
     <w:bookmarkEnd w:id="40"/>
-    <w:bookmarkStart w:id="45" w:name="running-the-simulation-tab-5-simulate"/>
+    <w:bookmarkEnd w:id="41"/>
+    <w:bookmarkStart w:id="46" w:name="running-the-simulation-tab-5-simulate"/>
     <w:p>
       <w:pPr>
         <w:pStyle w:val="Heading1"/>
@@ -2389,7 +2523,7 @@
         <w:t xml:space="preserve">Running the simulation (Tab 5: Simulate)</w:t>
       </w:r>
     </w:p>
-    <w:bookmarkStart w:id="41" w:name="settings"/>
+    <w:bookmarkStart w:id="42" w:name="settings"/>
     <w:p>
       <w:pPr>
         <w:pStyle w:val="Heading2"/>
@@ -2473,8 +2607,8 @@
         <w:t xml:space="preserve">: Tick all sources applicable to your inventory. Unticked sources contribute zero emissions to the total. (Note: you can choose not to select enteric fermentation, but the Tier 2 input data for enteric fermentation should be supplied. Not selecting enteric fermentation means that the emissions and uncertainty of this emission source will not be reported in the results.)</w:t>
       </w:r>
     </w:p>
-    <w:bookmarkEnd w:id="41"/>
-    <w:bookmarkStart w:id="42" w:name="X18e631fcb5b21c13cd2a1ff2b22c533ae0ca5c3"/>
+    <w:bookmarkEnd w:id="42"/>
+    <w:bookmarkStart w:id="43" w:name="X18e631fcb5b21c13cd2a1ff2b22c533ae0ca5c3"/>
     <w:p>
       <w:pPr>
         <w:pStyle w:val="Heading2"/>
@@ -2591,8 +2725,8 @@
         <w:t xml:space="preserve">number of years. Use 5{,}000–10{,}000 iterations for trend runs in development and 25{,}000–30{,}000 for final reporting.</w:t>
       </w:r>
     </w:p>
-    <w:bookmarkEnd w:id="42"/>
-    <w:bookmarkStart w:id="43" w:name="running-the-simulation"/>
+    <w:bookmarkEnd w:id="43"/>
+    <w:bookmarkStart w:id="44" w:name="running-the-simulation"/>
     <w:p>
       <w:pPr>
         <w:pStyle w:val="Heading2"/>
@@ -2640,8 +2774,8 @@
         <w:t xml:space="preserve">again. The previous results are replaced automatically. If you need to change your input data (parameters, distributions, or correlations), go back to the relevant tab (Tab 1–4), make the change, then return to Tab 5 and re-run.</w:t>
       </w:r>
     </w:p>
-    <w:bookmarkEnd w:id="43"/>
-    <w:bookmarkStart w:id="44" w:name="convergence-diagnostics"/>
+    <w:bookmarkEnd w:id="44"/>
+    <w:bookmarkStart w:id="45" w:name="convergence-diagnostics"/>
     <w:p>
       <w:pPr>
         <w:pStyle w:val="Heading2"/>
@@ -2689,9 +2823,9 @@
         <w:br w:type="page"/>
       </w:r>
     </w:p>
-    <w:bookmarkEnd w:id="44"/>
     <w:bookmarkEnd w:id="45"/>
-    <w:bookmarkStart w:id="49" w:name="understanding-results-tab-5-results"/>
+    <w:bookmarkEnd w:id="46"/>
+    <w:bookmarkStart w:id="50" w:name="understanding-results-tab-5-results"/>
     <w:p>
       <w:pPr>
         <w:pStyle w:val="Heading1"/>
@@ -2700,7 +2834,7 @@
         <w:t xml:space="preserve">Understanding results (Tab 5: Results)</w:t>
       </w:r>
     </w:p>
-    <w:bookmarkStart w:id="46" w:name="headline-metrics"/>
+    <w:bookmarkStart w:id="47" w:name="headline-metrics"/>
     <w:p>
       <w:pPr>
         <w:pStyle w:val="Heading2"/>
@@ -2767,8 +2901,8 @@
         <w:t xml:space="preserve">eq. Single-cattle-type runs do not see this card.</w:t>
       </w:r>
     </w:p>
-    <w:bookmarkEnd w:id="46"/>
-    <w:bookmarkStart w:id="47" w:name="uncertainty-decomposition-ad-vs-ef"/>
+    <w:bookmarkEnd w:id="47"/>
+    <w:bookmarkStart w:id="48" w:name="uncertainty-decomposition-ad-vs-ef"/>
     <w:p>
       <w:pPr>
         <w:pStyle w:val="Heading2"/>
@@ -2805,8 +2939,8 @@
         <w:t xml:space="preserve">If AD uncertainty dominates, improving livestock population surveys would most effectively reduce total uncertainty. If EF uncertainty dominates, investing in country-specific EF measurement studies would be more impactful.</w:t>
       </w:r>
     </w:p>
-    <w:bookmarkEnd w:id="47"/>
-    <w:bookmarkStart w:id="48" w:name="by-system-and-by-category-breakdown"/>
+    <w:bookmarkEnd w:id="48"/>
+    <w:bookmarkStart w:id="49" w:name="by-system-and-by-category-breakdown"/>
     <w:p>
       <w:pPr>
         <w:pStyle w:val="Heading2"/>
@@ -2820,9 +2954,9 @@
         <w:br w:type="page"/>
       </w:r>
     </w:p>
-    <w:bookmarkEnd w:id="48"/>
     <w:bookmarkEnd w:id="49"/>
-    <w:bookmarkStart w:id="52" w:name="sensitivity-analysis-tab-6"/>
+    <w:bookmarkEnd w:id="50"/>
+    <w:bookmarkStart w:id="53" w:name="sensitivity-analysis-tab-6"/>
     <w:p>
       <w:pPr>
         <w:pStyle w:val="Heading1"/>
@@ -2831,7 +2965,7 @@
         <w:t xml:space="preserve">Sensitivity analysis (Tab 6)</w:t>
       </w:r>
     </w:p>
-    <w:bookmarkStart w:id="50" w:name="reading-the-tornado-chart"/>
+    <w:bookmarkStart w:id="51" w:name="reading-the-tornado-chart"/>
     <w:p>
       <w:pPr>
         <w:pStyle w:val="Heading2"/>
@@ -2926,8 +3060,8 @@
         <w:t xml:space="preserve">Bars are coloured by reducibility:</w:t>
       </w:r>
     </w:p>
-    <w:bookmarkEnd w:id="50"/>
-    <w:bookmarkStart w:id="51" w:name="src-vs-prcc"/>
+    <w:bookmarkEnd w:id="51"/>
+    <w:bookmarkStart w:id="52" w:name="src-vs-prcc"/>
     <w:p>
       <w:pPr>
         <w:pStyle w:val="Heading2"/>
@@ -2957,9 +3091,9 @@
         <w:br w:type="page"/>
       </w:r>
     </w:p>
-    <w:bookmarkEnd w:id="51"/>
     <w:bookmarkEnd w:id="52"/>
-    <w:bookmarkStart w:id="55" w:name="X2ba54ca5884145abcad3c99bb30ed5bdc2bac4a"/>
+    <w:bookmarkEnd w:id="53"/>
+    <w:bookmarkStart w:id="56" w:name="X2ba54ca5884145abcad3c99bb30ed5bdc2bac4a"/>
     <w:p>
       <w:pPr>
         <w:pStyle w:val="Heading1"/>
@@ -2968,7 +3102,7 @@
         <w:t xml:space="preserve">Generating the IPCC report (Tab 7: IPCC Report)</w:t>
       </w:r>
     </w:p>
-    <w:bookmarkStart w:id="53" w:name="ipcc-table-3.3"/>
+    <w:bookmarkStart w:id="54" w:name="ipcc-table-3.3"/>
     <w:p>
       <w:pPr>
         <w:pStyle w:val="Heading2"/>
@@ -3001,8 +3135,8 @@
         <w:pStyle w:val="BodyText"/>
       </w:pPr>
     </w:p>
-    <w:bookmarkEnd w:id="53"/>
-    <w:bookmarkStart w:id="54" w:name="downloads"/>
+    <w:bookmarkEnd w:id="54"/>
+    <w:bookmarkStart w:id="55" w:name="downloads"/>
     <w:p>
       <w:pPr>
         <w:pStyle w:val="Heading2"/>
@@ -3024,9 +3158,9 @@
         <w:br w:type="page"/>
       </w:r>
     </w:p>
-    <w:bookmarkEnd w:id="54"/>
     <w:bookmarkEnd w:id="55"/>
-    <w:bookmarkStart w:id="58" w:name="ipcc-reporting-conventions"/>
+    <w:bookmarkEnd w:id="56"/>
+    <w:bookmarkStart w:id="59" w:name="ipcc-reporting-conventions"/>
     <w:p>
       <w:pPr>
         <w:pStyle w:val="Heading1"/>
@@ -3035,7 +3169,7 @@
         <w:t xml:space="preserve">IPCC reporting conventions</w:t>
       </w:r>
     </w:p>
-    <w:bookmarkStart w:id="56" w:name="X692dfd781b148508861911884c67f0528714cad"/>
+    <w:bookmarkStart w:id="57" w:name="X692dfd781b148508861911884c67f0528714cad"/>
     <w:p>
       <w:pPr>
         <w:pStyle w:val="Heading2"/>
@@ -3060,8 +3194,8 @@
         <w:t xml:space="preserve">The methodology PDF (available on the Resources tab) provides a complete technical description of the equations, sampling approach, and convergence assessment that can be referenced in your national inventory report.</w:t>
       </w:r>
     </w:p>
-    <w:bookmarkEnd w:id="56"/>
-    <w:bookmarkStart w:id="57" w:name="what-ipcc-expert-reviewers-will-check"/>
+    <w:bookmarkEnd w:id="57"/>
+    <w:bookmarkStart w:id="58" w:name="what-ipcc-expert-reviewers-will-check"/>
     <w:p>
       <w:pPr>
         <w:pStyle w:val="Heading2"/>
@@ -3083,9 +3217,9 @@
         <w:br w:type="page"/>
       </w:r>
     </w:p>
-    <w:bookmarkEnd w:id="57"/>
     <w:bookmarkEnd w:id="58"/>
-    <w:bookmarkStart w:id="59" w:name="X53b8655afe9f6f962a77d331658f1061377ceb0"/>
+    <w:bookmarkEnd w:id="59"/>
+    <w:bookmarkStart w:id="60" w:name="X53b8655afe9f6f962a77d331658f1061377ceb0"/>
     <w:p>
       <w:pPr>
         <w:pStyle w:val="Heading1"/>
@@ -3290,7 +3424,7 @@
         <w:pStyle w:val="BodyText"/>
       </w:pPr>
     </w:p>
-    <w:bookmarkEnd w:id="59"/>
+    <w:bookmarkEnd w:id="60"/>
     <w:sectPr>
       <w:footnotePr>
         <w:numRestart w:val="eachSect"/>
@@ -5158,13 +5292,13 @@
 </file>
 
 <file path=customXml/itemProps1.xml><?xml version="1.0" encoding="utf-8"?>
-<ds:datastoreItem xmlns:ds="http://schemas.openxmlformats.org/officeDocument/2006/customXml" ds:itemID="{AD994462-D70B-418D-9D3F-8855F18B3ACF}"/>
+<ds:datastoreItem xmlns:ds="http://schemas.openxmlformats.org/officeDocument/2006/customXml" ds:itemID="{BE8F6F21-B6BA-4BB3-A7A9-87D00396D717}"/>
 </file>
 
 <file path=customXml/itemProps2.xml><?xml version="1.0" encoding="utf-8"?>
-<ds:datastoreItem xmlns:ds="http://schemas.openxmlformats.org/officeDocument/2006/customXml" ds:itemID="{D9BCD51E-F32F-4EAA-86CE-A28250F70A1A}"/>
+<ds:datastoreItem xmlns:ds="http://schemas.openxmlformats.org/officeDocument/2006/customXml" ds:itemID="{B98AB358-7289-435A-B98F-FDD8BF4AC4C2}"/>
 </file>
 
 <file path=customXml/itemProps3.xml><?xml version="1.0" encoding="utf-8"?>
-<ds:datastoreItem xmlns:ds="http://schemas.openxmlformats.org/officeDocument/2006/customXml" ds:itemID="{F462CE9E-A2D9-4556-AFD9-C2DA1AA6B71C}"/>
+<ds:datastoreItem xmlns:ds="http://schemas.openxmlformats.org/officeDocument/2006/customXml" ds:itemID="{212AA5D7-210E-4134-B050-D26C99C5F6DD}"/>
 </file>
--- a/www/user_guide.docx
+++ b/www/user_guide.docx
@@ -229,10 +229,10 @@
           <w:b/>
           <w:bCs/>
         </w:rPr>
-        <w:t xml:space="preserve">Activity data</w:t>
-      </w:r>
-      <w:r>
-        <w:t xml:space="preserve">: For each animal sub-category, the population (N), body weight (BW), weight gain (WG), milk yield (for cows), milk fat %, digestible energy (DE%), manure management system (MMS) fractions, and other Tier 2 inputs.</w:t>
+        <w:t xml:space="preserve">Herd and feed inputs</w:t>
+      </w:r>
+      <w:r>
+        <w:t xml:space="preserve">: For each animal sub-category, the population (N), body weight (BW), weight gain (WG), milk yield (for cows), milk fat %, digestible energy (DE%), manure management system (MMS) fractions, and other Tier 2 inputs. Note that in IPCC’s terms only two of these are activity data, the population and the MMS fractions; the rest are coefficients that combine into the emission factor. The distinction matters only for the AD/EF decomposition, described later in this guide.</w:t>
       </w:r>
     </w:p>
     <w:p>
@@ -2649,13 +2649,7 @@
         <w:t xml:space="preserve"> </w:t>
       </w:r>
       <w:r>
-        <w:t xml:space="preserve">. Activity data (N, BW, Milk,</w:t>
-      </w:r>
-      <w:r>
-        <w:t xml:space="preserve"> </w:t>
-      </w:r>
-      <w:r>
-        <w:t xml:space="preserve">) is always re-sampled fresh each year, this setting only affects the per-head coefficients.</w:t>
+        <w:t xml:space="preserve">. The population (N) is always re-sampled fresh each year; this setting affects every other per-head parameter, body weight and milk yield included, because those are coefficients.</w:t>
       </w:r>
     </w:p>
     <w:p>
@@ -2936,7 +2930,38 @@
         <w:pStyle w:val="BodyText"/>
       </w:pPr>
       <w:r>
-        <w:t xml:space="preserve">If AD uncertainty dominates, improving livestock population surveys would most effectively reduce total uncertainty. If EF uncertainty dominates, investing in country-specific EF measurement studies would be more impactful.</w:t>
+        <w:t xml:space="preserve"> </w:t>
+      </w:r>
+      <w:r>
+        <w:t xml:space="preserve">Two inputs, because that is what IPCC counts for cattle. The first is the animal population (</w:t>
+      </w:r>
+      <w:r>
+        <w:t xml:space="preserve">). The second is the manure management system split, the</w:t>
+      </w:r>
+      <w:r>
+        <w:t xml:space="preserve"> </w:t>
+      </w:r>
+      <w:r>
+        <w:t xml:space="preserve"> </w:t>
+      </w:r>
+      <w:r>
+        <w:t xml:space="preserve">column of the Manure_Management sheet, which is activity data for the manure sources only. IPCC Vol.4 Ch.10.4.4 and 10.5.5 are explicit: the uncertainty-assessment sections for manure management carry two activity-data headings, livestock populations and manure management system usage. For enteric fermentation, Ch.10.3.3 makes population the only activity data, so enteric methane’s AD bar reflects population alone.</w:t>
+      </w:r>
+    </w:p>
+    <w:p>
+      <w:pPr>
+        <w:pStyle w:val="BodyText"/>
+      </w:pPr>
+      <w:r>
+        <w:t xml:space="preserve">Everything else you enter on the Parameters sheet, including body weight, weight gain, milk yield and milk fat, is a coefficient. Those feed into the emission factor rather than the activity data, which is why they are held fixed in the AD-only run. This surprises people, because several of them are measured herd characteristics rather than IPCC defaults. The distinction IPCC draws is about the role a number plays in the equation, not about where you got it.</w:t>
+      </w:r>
+    </w:p>
+    <w:p>
+      <w:pPr>
+        <w:pStyle w:val="BodyText"/>
+      </w:pPr>
+      <w:r>
+        <w:t xml:space="preserve">If AD uncertainty dominates, improving the livestock population survey, or the survey of how manure is managed, would most effectively reduce total uncertainty. If EF uncertainty dominates, investing in country-specific coefficient measurement would be more impactful.</w:t>
       </w:r>
     </w:p>
     <w:bookmarkEnd w:id="48"/>
@@ -3299,7 +3324,7 @@
         <w:t xml:space="preserve">Step 3: Uncertainty</w:t>
       </w:r>
       <w:r>
-        <w:t xml:space="preserve">: Go to Tab 3. Note that activity data (N, BW, Milk, WG, Fat) use Normal distributions and coefficients (Ym, DE, Bo, etc.) use PERT or lognormal distributions.</w:t>
+        <w:t xml:space="preserve">: Go to Tab 3. Note that the measured herd inputs (N, BW, Milk, WG, Fat) use Normal distributions while the IPCC coefficients (Ym, DE, Bo, etc.) use PERT or lognormal distributions.</w:t>
       </w:r>
     </w:p>
     <w:p>
@@ -5292,13 +5317,13 @@
 </file>
 
 <file path=customXml/itemProps1.xml><?xml version="1.0" encoding="utf-8"?>
-<ds:datastoreItem xmlns:ds="http://schemas.openxmlformats.org/officeDocument/2006/customXml" ds:itemID="{BE8F6F21-B6BA-4BB3-A7A9-87D00396D717}"/>
+<ds:datastoreItem xmlns:ds="http://schemas.openxmlformats.org/officeDocument/2006/customXml" ds:itemID="{873531F3-B490-4B52-BC18-09B41493944A}"/>
 </file>
 
 <file path=customXml/itemProps2.xml><?xml version="1.0" encoding="utf-8"?>
-<ds:datastoreItem xmlns:ds="http://schemas.openxmlformats.org/officeDocument/2006/customXml" ds:itemID="{B98AB358-7289-435A-B98F-FDD8BF4AC4C2}"/>
+<ds:datastoreItem xmlns:ds="http://schemas.openxmlformats.org/officeDocument/2006/customXml" ds:itemID="{96E063F3-D001-47B5-9FC6-000E84F5B79E}"/>
 </file>
 
 <file path=customXml/itemProps3.xml><?xml version="1.0" encoding="utf-8"?>
-<ds:datastoreItem xmlns:ds="http://schemas.openxmlformats.org/officeDocument/2006/customXml" ds:itemID="{212AA5D7-210E-4134-B050-D26C99C5F6DD}"/>
+<ds:datastoreItem xmlns:ds="http://schemas.openxmlformats.org/officeDocument/2006/customXml" ds:itemID="{5D0CBA95-1268-4559-BFAD-67BD4E5A2428}"/>
 </file>
--- a/www/user_guide.docx
+++ b/www/user_guide.docx
@@ -229,10 +229,10 @@
           <w:b/>
           <w:bCs/>
         </w:rPr>
-        <w:t xml:space="preserve">Herd and feed inputs</w:t>
-      </w:r>
-      <w:r>
-        <w:t xml:space="preserve">: For each animal sub-category, the population (N), body weight (BW), weight gain (WG), milk yield (for cows), milk fat %, digestible energy (DE%), manure management system (MMS) fractions, and other Tier 2 inputs. Note that in IPCC’s terms only two of these are activity data, the population and the MMS fractions; the rest are coefficients that combine into the emission factor. The distinction matters only for the AD/EF decomposition, described later in this guide.</w:t>
+        <w:t xml:space="preserve">Activity data</w:t>
+      </w:r>
+      <w:r>
+        <w:t xml:space="preserve">: For each animal sub-category, the population (N), body weight (BW), weight gain (WG), milk yield (for cows), milk fat %, digestible energy (DE%), manure management system (MMS) fractions, and other Tier 2 inputs.</w:t>
       </w:r>
     </w:p>
     <w:p>
@@ -2649,7 +2649,13 @@
         <w:t xml:space="preserve"> </w:t>
       </w:r>
       <w:r>
-        <w:t xml:space="preserve">. The population (N) is always re-sampled fresh each year; this setting affects every other per-head parameter, body weight and milk yield included, because those are coefficients.</w:t>
+        <w:t xml:space="preserve">. Activity data (N, BW, Milk,</w:t>
+      </w:r>
+      <w:r>
+        <w:t xml:space="preserve"> </w:t>
+      </w:r>
+      <w:r>
+        <w:t xml:space="preserve">) is always re-sampled fresh each year, this setting only affects the per-head coefficients.</w:t>
       </w:r>
     </w:p>
     <w:p>
@@ -2930,38 +2936,7 @@
         <w:pStyle w:val="BodyText"/>
       </w:pPr>
       <w:r>
-        <w:t xml:space="preserve"> </w:t>
-      </w:r>
-      <w:r>
-        <w:t xml:space="preserve">Two inputs, because that is what IPCC counts for cattle. The first is the animal population (</w:t>
-      </w:r>
-      <w:r>
-        <w:t xml:space="preserve">). The second is the manure management system split, the</w:t>
-      </w:r>
-      <w:r>
-        <w:t xml:space="preserve"> </w:t>
-      </w:r>
-      <w:r>
-        <w:t xml:space="preserve"> </w:t>
-      </w:r>
-      <w:r>
-        <w:t xml:space="preserve">column of the Manure_Management sheet, which is activity data for the manure sources only. IPCC Vol.4 Ch.10.4.4 and 10.5.5 are explicit: the uncertainty-assessment sections for manure management carry two activity-data headings, livestock populations and manure management system usage. For enteric fermentation, Ch.10.3.3 makes population the only activity data, so enteric methane’s AD bar reflects population alone.</w:t>
-      </w:r>
-    </w:p>
-    <w:p>
-      <w:pPr>
-        <w:pStyle w:val="BodyText"/>
-      </w:pPr>
-      <w:r>
-        <w:t xml:space="preserve">Everything else you enter on the Parameters sheet, including body weight, weight gain, milk yield and milk fat, is a coefficient. Those feed into the emission factor rather than the activity data, which is why they are held fixed in the AD-only run. This surprises people, because several of them are measured herd characteristics rather than IPCC defaults. The distinction IPCC draws is about the role a number plays in the equation, not about where you got it.</w:t>
-      </w:r>
-    </w:p>
-    <w:p>
-      <w:pPr>
-        <w:pStyle w:val="BodyText"/>
-      </w:pPr>
-      <w:r>
-        <w:t xml:space="preserve">If AD uncertainty dominates, improving the livestock population survey, or the survey of how manure is managed, would most effectively reduce total uncertainty. If EF uncertainty dominates, investing in country-specific coefficient measurement would be more impactful.</w:t>
+        <w:t xml:space="preserve">If AD uncertainty dominates, improving livestock population surveys would most effectively reduce total uncertainty. If EF uncertainty dominates, investing in country-specific EF measurement studies would be more impactful.</w:t>
       </w:r>
     </w:p>
     <w:bookmarkEnd w:id="48"/>
@@ -3324,7 +3299,7 @@
         <w:t xml:space="preserve">Step 3: Uncertainty</w:t>
       </w:r>
       <w:r>
-        <w:t xml:space="preserve">: Go to Tab 3. Note that the measured herd inputs (N, BW, Milk, WG, Fat) use Normal distributions while the IPCC coefficients (Ym, DE, Bo, etc.) use PERT or lognormal distributions.</w:t>
+        <w:t xml:space="preserve">: Go to Tab 3. Note that activity data (N, BW, Milk, WG, Fat) use Normal distributions and coefficients (Ym, DE, Bo, etc.) use PERT or lognormal distributions.</w:t>
       </w:r>
     </w:p>
     <w:p>
@@ -5317,13 +5292,13 @@
 </file>
 
 <file path=customXml/itemProps1.xml><?xml version="1.0" encoding="utf-8"?>
-<ds:datastoreItem xmlns:ds="http://schemas.openxmlformats.org/officeDocument/2006/customXml" ds:itemID="{873531F3-B490-4B52-BC18-09B41493944A}"/>
+<ds:datastoreItem xmlns:ds="http://schemas.openxmlformats.org/officeDocument/2006/customXml" ds:itemID="{BE8F6F21-B6BA-4BB3-A7A9-87D00396D717}"/>
 </file>
 
 <file path=customXml/itemProps2.xml><?xml version="1.0" encoding="utf-8"?>
-<ds:datastoreItem xmlns:ds="http://schemas.openxmlformats.org/officeDocument/2006/customXml" ds:itemID="{96E063F3-D001-47B5-9FC6-000E84F5B79E}"/>
+<ds:datastoreItem xmlns:ds="http://schemas.openxmlformats.org/officeDocument/2006/customXml" ds:itemID="{B98AB358-7289-435A-B98F-FDD8BF4AC4C2}"/>
 </file>
 
 <file path=customXml/itemProps3.xml><?xml version="1.0" encoding="utf-8"?>
-<ds:datastoreItem xmlns:ds="http://schemas.openxmlformats.org/officeDocument/2006/customXml" ds:itemID="{5D0CBA95-1268-4559-BFAD-67BD4E5A2428}"/>
+<ds:datastoreItem xmlns:ds="http://schemas.openxmlformats.org/officeDocument/2006/customXml" ds:itemID="{212AA5D7-210E-4134-B050-D26C99C5F6DD}"/>
 </file>
--- a/www/user_guide.docx
+++ b/www/user_guide.docx
@@ -5292,13 +5292,13 @@
 </file>
 
 <file path=customXml/itemProps1.xml><?xml version="1.0" encoding="utf-8"?>
-<ds:datastoreItem xmlns:ds="http://schemas.openxmlformats.org/officeDocument/2006/customXml" ds:itemID="{BE8F6F21-B6BA-4BB3-A7A9-87D00396D717}"/>
+<ds:datastoreItem xmlns:ds="http://schemas.openxmlformats.org/officeDocument/2006/customXml" ds:itemID="{2D9EC1B1-1934-48AD-AAF7-0DBB78B42FC1}"/>
 </file>
 
 <file path=customXml/itemProps2.xml><?xml version="1.0" encoding="utf-8"?>
-<ds:datastoreItem xmlns:ds="http://schemas.openxmlformats.org/officeDocument/2006/customXml" ds:itemID="{B98AB358-7289-435A-B98F-FDD8BF4AC4C2}"/>
+<ds:datastoreItem xmlns:ds="http://schemas.openxmlformats.org/officeDocument/2006/customXml" ds:itemID="{4E097EFF-9666-4C05-8F1D-BE29F59EC013}"/>
 </file>
 
 <file path=customXml/itemProps3.xml><?xml version="1.0" encoding="utf-8"?>
-<ds:datastoreItem xmlns:ds="http://schemas.openxmlformats.org/officeDocument/2006/customXml" ds:itemID="{212AA5D7-210E-4134-B050-D26C99C5F6DD}"/>
+<ds:datastoreItem xmlns:ds="http://schemas.openxmlformats.org/officeDocument/2006/customXml" ds:itemID="{630ED0C7-F62F-4D16-80B1-63010EFAAB0C}"/>
 </file>